--- a/docs/business/TGP-BUS-04 User Stories and Acceptance Criteria.docx
+++ b/docs/business/TGP-BUS-04 User Stories and Acceptance Criteria.docx
@@ -401,7 +401,7 @@
                                 <w:bCs/>
                                 <w:color w:val="1D74BA"/>
                               </w:rPr>
-                              <w:t xml:space="preserve">07 October 2026</w:t>
+                              <w:t xml:space="preserve">08 October 2026</w:t>
                             </w:r>
                           </w:p>
                         </w:txbxContent>
@@ -4299,7 +4299,7 @@
           <w:rPr>
             <w:noProof/>
           </w:rPr>
-          <w:t xml:space="preserve">US-039 Renew in one tap with my VETC wallet</w:t>
+          <w:t xml:space="preserve">US-039 Renew in the app with my VETC wallet</w:t>
         </w:r>
         <w:r>
           <w:rPr>
@@ -4548,9 +4548,76 @@
     </w:p>
     <w:p>
       <w:pPr>
+        <w:pStyle w:val="TOC2"/>
+      </w:pPr>
+      <w:hyperlink w:anchor="_Toc300000059" w:history="1">
+        <w:r>
+          <w:rPr>
+            <w:noProof/>
+          </w:rPr>
+          <w:t>10.8.</w:t>
+        </w:r>
+        <w:r>
+          <w:rPr>
+            <w:noProof/>
+          </w:rPr>
+          <w:tab/>
+        </w:r>
+        <w:r>
+          <w:rPr>
+            <w:noProof/>
+          </w:rPr>
+          <w:t xml:space="preserve">US-079 Renew in three steps when nothing has changed</w:t>
+        </w:r>
+        <w:r>
+          <w:rPr>
+            <w:noProof/>
+            <w:webHidden/>
+          </w:rPr>
+          <w:tab/>
+        </w:r>
+        <w:r>
+          <w:rPr>
+            <w:noProof/>
+            <w:webHidden/>
+          </w:rPr>
+          <w:fldChar w:fldCharType="begin"/>
+        </w:r>
+        <w:r>
+          <w:rPr>
+            <w:noProof/>
+            <w:webHidden/>
+          </w:rPr>
+          <w:instrText xml:space="preserve"> PAGEREF _Toc300000059 \h </w:instrText>
+        </w:r>
+        <w:r>
+          <w:rPr>
+            <w:noProof/>
+            <w:webHidden/>
+          </w:rPr>
+          <w:fldChar w:fldCharType="separate"/>
+        </w:r>
+        <w:r>
+          <w:rPr>
+            <w:noProof/>
+            <w:webHidden/>
+          </w:rPr>
+          <w:t>20</w:t>
+        </w:r>
+        <w:r>
+          <w:rPr>
+            <w:noProof/>
+            <w:webHidden/>
+          </w:rPr>
+          <w:fldChar w:fldCharType="end"/>
+        </w:r>
+      </w:hyperlink>
+    </w:p>
+    <w:p>
+      <w:pPr>
         <w:pStyle w:val="TOC1"/>
       </w:pPr>
-      <w:hyperlink w:anchor="_Toc300000059" w:history="1">
+      <w:hyperlink w:anchor="_Toc300000060" w:history="1">
         <w:r>
           <w:rPr>
             <w:noProof/>
@@ -4588,7 +4655,7 @@
             <w:noProof/>
             <w:webHidden/>
           </w:rPr>
-          <w:instrText xml:space="preserve"> PAGEREF _Toc300000059 \h </w:instrText>
+          <w:instrText xml:space="preserve"> PAGEREF _Toc300000060 \h </w:instrText>
         </w:r>
         <w:r>
           <w:rPr>
@@ -4602,7 +4669,7 @@
             <w:noProof/>
             <w:webHidden/>
           </w:rPr>
-          <w:t>20</w:t>
+          <w:t>21</w:t>
         </w:r>
         <w:r>
           <w:rPr>
@@ -4617,7 +4684,7 @@
       <w:pPr>
         <w:pStyle w:val="TOC2"/>
       </w:pPr>
-      <w:hyperlink w:anchor="_Toc300000060" w:history="1">
+      <w:hyperlink w:anchor="_Toc300000061" w:history="1">
         <w:r>
           <w:rPr>
             <w:noProof/>
@@ -4655,7 +4722,7 @@
             <w:noProof/>
             <w:webHidden/>
           </w:rPr>
-          <w:instrText xml:space="preserve"> PAGEREF _Toc300000060 \h </w:instrText>
+          <w:instrText xml:space="preserve"> PAGEREF _Toc300000061 \h </w:instrText>
         </w:r>
         <w:r>
           <w:rPr>
@@ -4669,7 +4736,7 @@
             <w:noProof/>
             <w:webHidden/>
           </w:rPr>
-          <w:t>20</w:t>
+          <w:t>21</w:t>
         </w:r>
         <w:r>
           <w:rPr>
@@ -4684,7 +4751,7 @@
       <w:pPr>
         <w:pStyle w:val="TOC2"/>
       </w:pPr>
-      <w:hyperlink w:anchor="_Toc300000061" w:history="1">
+      <w:hyperlink w:anchor="_Toc300000062" w:history="1">
         <w:r>
           <w:rPr>
             <w:noProof/>
@@ -4722,7 +4789,7 @@
             <w:noProof/>
             <w:webHidden/>
           </w:rPr>
-          <w:instrText xml:space="preserve"> PAGEREF _Toc300000061 \h </w:instrText>
+          <w:instrText xml:space="preserve"> PAGEREF _Toc300000062 \h </w:instrText>
         </w:r>
         <w:r>
           <w:rPr>
@@ -4751,7 +4818,7 @@
       <w:pPr>
         <w:pStyle w:val="TOC2"/>
       </w:pPr>
-      <w:hyperlink w:anchor="_Toc300000062" w:history="1">
+      <w:hyperlink w:anchor="_Toc300000063" w:history="1">
         <w:r>
           <w:rPr>
             <w:noProof/>
@@ -4789,7 +4856,7 @@
             <w:noProof/>
             <w:webHidden/>
           </w:rPr>
-          <w:instrText xml:space="preserve"> PAGEREF _Toc300000062 \h </w:instrText>
+          <w:instrText xml:space="preserve"> PAGEREF _Toc300000063 \h </w:instrText>
         </w:r>
         <w:r>
           <w:rPr>
@@ -4818,7 +4885,7 @@
       <w:pPr>
         <w:pStyle w:val="TOC2"/>
       </w:pPr>
-      <w:hyperlink w:anchor="_Toc300000063" w:history="1">
+      <w:hyperlink w:anchor="_Toc300000064" w:history="1">
         <w:r>
           <w:rPr>
             <w:noProof/>
@@ -4856,7 +4923,7 @@
             <w:noProof/>
             <w:webHidden/>
           </w:rPr>
-          <w:instrText xml:space="preserve"> PAGEREF _Toc300000063 \h </w:instrText>
+          <w:instrText xml:space="preserve"> PAGEREF _Toc300000064 \h </w:instrText>
         </w:r>
         <w:r>
           <w:rPr>
@@ -4870,7 +4937,7 @@
             <w:noProof/>
             <w:webHidden/>
           </w:rPr>
-          <w:t>21</w:t>
+          <w:t>22</w:t>
         </w:r>
         <w:r>
           <w:rPr>
@@ -4885,7 +4952,7 @@
       <w:pPr>
         <w:pStyle w:val="TOC2"/>
       </w:pPr>
-      <w:hyperlink w:anchor="_Toc300000064" w:history="1">
+      <w:hyperlink w:anchor="_Toc300000065" w:history="1">
         <w:r>
           <w:rPr>
             <w:noProof/>
@@ -4923,7 +4990,7 @@
             <w:noProof/>
             <w:webHidden/>
           </w:rPr>
-          <w:instrText xml:space="preserve"> PAGEREF _Toc300000064 \h </w:instrText>
+          <w:instrText xml:space="preserve"> PAGEREF _Toc300000065 \h </w:instrText>
         </w:r>
         <w:r>
           <w:rPr>
@@ -4937,7 +5004,7 @@
             <w:noProof/>
             <w:webHidden/>
           </w:rPr>
-          <w:t>21</w:t>
+          <w:t>22</w:t>
         </w:r>
         <w:r>
           <w:rPr>
@@ -4952,7 +5019,7 @@
       <w:pPr>
         <w:pStyle w:val="TOC2"/>
       </w:pPr>
-      <w:hyperlink w:anchor="_Toc300000065" w:history="1">
+      <w:hyperlink w:anchor="_Toc300000066" w:history="1">
         <w:r>
           <w:rPr>
             <w:noProof/>
@@ -4990,7 +5057,7 @@
             <w:noProof/>
             <w:webHidden/>
           </w:rPr>
-          <w:instrText xml:space="preserve"> PAGEREF _Toc300000065 \h </w:instrText>
+          <w:instrText xml:space="preserve"> PAGEREF _Toc300000066 \h </w:instrText>
         </w:r>
         <w:r>
           <w:rPr>
@@ -5019,7 +5086,7 @@
       <w:pPr>
         <w:pStyle w:val="TOC1"/>
       </w:pPr>
-      <w:hyperlink w:anchor="_Toc300000066" w:history="1">
+      <w:hyperlink w:anchor="_Toc300000067" w:history="1">
         <w:r>
           <w:rPr>
             <w:noProof/>
@@ -5057,7 +5124,7 @@
             <w:noProof/>
             <w:webHidden/>
           </w:rPr>
-          <w:instrText xml:space="preserve"> PAGEREF _Toc300000066 \h </w:instrText>
+          <w:instrText xml:space="preserve"> PAGEREF _Toc300000067 \h </w:instrText>
         </w:r>
         <w:r>
           <w:rPr>
@@ -5071,7 +5138,7 @@
             <w:noProof/>
             <w:webHidden/>
           </w:rPr>
-          <w:t>22</w:t>
+          <w:t>23</w:t>
         </w:r>
         <w:r>
           <w:rPr>
@@ -5086,7 +5153,7 @@
       <w:pPr>
         <w:pStyle w:val="TOC2"/>
       </w:pPr>
-      <w:hyperlink w:anchor="_Toc300000067" w:history="1">
+      <w:hyperlink w:anchor="_Toc300000068" w:history="1">
         <w:r>
           <w:rPr>
             <w:noProof/>
@@ -5124,7 +5191,7 @@
             <w:noProof/>
             <w:webHidden/>
           </w:rPr>
-          <w:instrText xml:space="preserve"> PAGEREF _Toc300000067 \h </w:instrText>
+          <w:instrText xml:space="preserve"> PAGEREF _Toc300000068 \h </w:instrText>
         </w:r>
         <w:r>
           <w:rPr>
@@ -5138,7 +5205,7 @@
             <w:noProof/>
             <w:webHidden/>
           </w:rPr>
-          <w:t>22</w:t>
+          <w:t>23</w:t>
         </w:r>
         <w:r>
           <w:rPr>
@@ -5153,7 +5220,7 @@
       <w:pPr>
         <w:pStyle w:val="TOC2"/>
       </w:pPr>
-      <w:hyperlink w:anchor="_Toc300000068" w:history="1">
+      <w:hyperlink w:anchor="_Toc300000069" w:history="1">
         <w:r>
           <w:rPr>
             <w:noProof/>
@@ -5191,7 +5258,7 @@
             <w:noProof/>
             <w:webHidden/>
           </w:rPr>
-          <w:instrText xml:space="preserve"> PAGEREF _Toc300000068 \h </w:instrText>
+          <w:instrText xml:space="preserve"> PAGEREF _Toc300000069 \h </w:instrText>
         </w:r>
         <w:r>
           <w:rPr>
@@ -5205,7 +5272,7 @@
             <w:noProof/>
             <w:webHidden/>
           </w:rPr>
-          <w:t>22</w:t>
+          <w:t>23</w:t>
         </w:r>
         <w:r>
           <w:rPr>
@@ -5220,7 +5287,7 @@
       <w:pPr>
         <w:pStyle w:val="TOC2"/>
       </w:pPr>
-      <w:hyperlink w:anchor="_Toc300000069" w:history="1">
+      <w:hyperlink w:anchor="_Toc300000070" w:history="1">
         <w:r>
           <w:rPr>
             <w:noProof/>
@@ -5258,7 +5325,7 @@
             <w:noProof/>
             <w:webHidden/>
           </w:rPr>
-          <w:instrText xml:space="preserve"> PAGEREF _Toc300000069 \h </w:instrText>
+          <w:instrText xml:space="preserve"> PAGEREF _Toc300000070 \h </w:instrText>
         </w:r>
         <w:r>
           <w:rPr>
@@ -5287,7 +5354,7 @@
       <w:pPr>
         <w:pStyle w:val="TOC2"/>
       </w:pPr>
-      <w:hyperlink w:anchor="_Toc300000070" w:history="1">
+      <w:hyperlink w:anchor="_Toc300000071" w:history="1">
         <w:r>
           <w:rPr>
             <w:noProof/>
@@ -5325,7 +5392,7 @@
             <w:noProof/>
             <w:webHidden/>
           </w:rPr>
-          <w:instrText xml:space="preserve"> PAGEREF _Toc300000070 \h </w:instrText>
+          <w:instrText xml:space="preserve"> PAGEREF _Toc300000071 \h </w:instrText>
         </w:r>
         <w:r>
           <w:rPr>
@@ -5354,7 +5421,7 @@
       <w:pPr>
         <w:pStyle w:val="TOC2"/>
       </w:pPr>
-      <w:hyperlink w:anchor="_Toc300000071" w:history="1">
+      <w:hyperlink w:anchor="_Toc300000072" w:history="1">
         <w:r>
           <w:rPr>
             <w:noProof/>
@@ -5392,7 +5459,7 @@
             <w:noProof/>
             <w:webHidden/>
           </w:rPr>
-          <w:instrText xml:space="preserve"> PAGEREF _Toc300000071 \h </w:instrText>
+          <w:instrText xml:space="preserve"> PAGEREF _Toc300000072 \h </w:instrText>
         </w:r>
         <w:r>
           <w:rPr>
@@ -5406,7 +5473,7 @@
             <w:noProof/>
             <w:webHidden/>
           </w:rPr>
-          <w:t>23</w:t>
+          <w:t>24</w:t>
         </w:r>
         <w:r>
           <w:rPr>
@@ -5421,7 +5488,7 @@
       <w:pPr>
         <w:pStyle w:val="TOC1"/>
       </w:pPr>
-      <w:hyperlink w:anchor="_Toc300000072" w:history="1">
+      <w:hyperlink w:anchor="_Toc300000073" w:history="1">
         <w:r>
           <w:rPr>
             <w:noProof/>
@@ -5459,7 +5526,7 @@
             <w:noProof/>
             <w:webHidden/>
           </w:rPr>
-          <w:instrText xml:space="preserve"> PAGEREF _Toc300000072 \h </w:instrText>
+          <w:instrText xml:space="preserve"> PAGEREF _Toc300000073 \h </w:instrText>
         </w:r>
         <w:r>
           <w:rPr>
@@ -5473,7 +5540,7 @@
             <w:noProof/>
             <w:webHidden/>
           </w:rPr>
-          <w:t>23</w:t>
+          <w:t>24</w:t>
         </w:r>
         <w:r>
           <w:rPr>
@@ -5488,7 +5555,7 @@
       <w:pPr>
         <w:pStyle w:val="TOC2"/>
       </w:pPr>
-      <w:hyperlink w:anchor="_Toc300000073" w:history="1">
+      <w:hyperlink w:anchor="_Toc300000074" w:history="1">
         <w:r>
           <w:rPr>
             <w:noProof/>
@@ -5526,7 +5593,7 @@
             <w:noProof/>
             <w:webHidden/>
           </w:rPr>
-          <w:instrText xml:space="preserve"> PAGEREF _Toc300000073 \h </w:instrText>
+          <w:instrText xml:space="preserve"> PAGEREF _Toc300000074 \h </w:instrText>
         </w:r>
         <w:r>
           <w:rPr>
@@ -5540,7 +5607,7 @@
             <w:noProof/>
             <w:webHidden/>
           </w:rPr>
-          <w:t>23</w:t>
+          <w:t>24</w:t>
         </w:r>
         <w:r>
           <w:rPr>
@@ -5555,7 +5622,7 @@
       <w:pPr>
         <w:pStyle w:val="TOC2"/>
       </w:pPr>
-      <w:hyperlink w:anchor="_Toc300000074" w:history="1">
+      <w:hyperlink w:anchor="_Toc300000075" w:history="1">
         <w:r>
           <w:rPr>
             <w:noProof/>
@@ -5593,7 +5660,7 @@
             <w:noProof/>
             <w:webHidden/>
           </w:rPr>
-          <w:instrText xml:space="preserve"> PAGEREF _Toc300000074 \h </w:instrText>
+          <w:instrText xml:space="preserve"> PAGEREF _Toc300000075 \h </w:instrText>
         </w:r>
         <w:r>
           <w:rPr>
@@ -5622,7 +5689,7 @@
       <w:pPr>
         <w:pStyle w:val="TOC1"/>
       </w:pPr>
-      <w:hyperlink w:anchor="_Toc300000075" w:history="1">
+      <w:hyperlink w:anchor="_Toc300000076" w:history="1">
         <w:r>
           <w:rPr>
             <w:noProof/>
@@ -5660,7 +5727,7 @@
             <w:noProof/>
             <w:webHidden/>
           </w:rPr>
-          <w:instrText xml:space="preserve"> PAGEREF _Toc300000075 \h </w:instrText>
+          <w:instrText xml:space="preserve"> PAGEREF _Toc300000076 \h </w:instrText>
         </w:r>
         <w:r>
           <w:rPr>
@@ -5689,7 +5756,7 @@
       <w:pPr>
         <w:pStyle w:val="TOC2"/>
       </w:pPr>
-      <w:hyperlink w:anchor="_Toc300000076" w:history="1">
+      <w:hyperlink w:anchor="_Toc300000077" w:history="1">
         <w:r>
           <w:rPr>
             <w:noProof/>
@@ -5727,7 +5794,7 @@
             <w:noProof/>
             <w:webHidden/>
           </w:rPr>
-          <w:instrText xml:space="preserve"> PAGEREF _Toc300000076 \h </w:instrText>
+          <w:instrText xml:space="preserve"> PAGEREF _Toc300000077 \h </w:instrText>
         </w:r>
         <w:r>
           <w:rPr>
@@ -5756,7 +5823,7 @@
       <w:pPr>
         <w:pStyle w:val="TOC2"/>
       </w:pPr>
-      <w:hyperlink w:anchor="_Toc300000077" w:history="1">
+      <w:hyperlink w:anchor="_Toc300000078" w:history="1">
         <w:r>
           <w:rPr>
             <w:noProof/>
@@ -5794,7 +5861,7 @@
             <w:noProof/>
             <w:webHidden/>
           </w:rPr>
-          <w:instrText xml:space="preserve"> PAGEREF _Toc300000077 \h </w:instrText>
+          <w:instrText xml:space="preserve"> PAGEREF _Toc300000078 \h </w:instrText>
         </w:r>
         <w:r>
           <w:rPr>
@@ -5808,7 +5875,7 @@
             <w:noProof/>
             <w:webHidden/>
           </w:rPr>
-          <w:t>24</w:t>
+          <w:t>25</w:t>
         </w:r>
         <w:r>
           <w:rPr>
@@ -5823,7 +5890,7 @@
       <w:pPr>
         <w:pStyle w:val="TOC2"/>
       </w:pPr>
-      <w:hyperlink w:anchor="_Toc300000078" w:history="1">
+      <w:hyperlink w:anchor="_Toc300000079" w:history="1">
         <w:r>
           <w:rPr>
             <w:noProof/>
@@ -5861,7 +5928,7 @@
             <w:noProof/>
             <w:webHidden/>
           </w:rPr>
-          <w:instrText xml:space="preserve"> PAGEREF _Toc300000078 \h </w:instrText>
+          <w:instrText xml:space="preserve"> PAGEREF _Toc300000079 \h </w:instrText>
         </w:r>
         <w:r>
           <w:rPr>
@@ -5875,7 +5942,7 @@
             <w:noProof/>
             <w:webHidden/>
           </w:rPr>
-          <w:t>24</w:t>
+          <w:t>25</w:t>
         </w:r>
         <w:r>
           <w:rPr>
@@ -5890,7 +5957,7 @@
       <w:pPr>
         <w:pStyle w:val="TOC1"/>
       </w:pPr>
-      <w:hyperlink w:anchor="_Toc300000079" w:history="1">
+      <w:hyperlink w:anchor="_Toc300000080" w:history="1">
         <w:r>
           <w:rPr>
             <w:noProof/>
@@ -5928,7 +5995,7 @@
             <w:noProof/>
             <w:webHidden/>
           </w:rPr>
-          <w:instrText xml:space="preserve"> PAGEREF _Toc300000079 \h </w:instrText>
+          <w:instrText xml:space="preserve"> PAGEREF _Toc300000080 \h </w:instrText>
         </w:r>
         <w:r>
           <w:rPr>
@@ -5957,7 +6024,7 @@
       <w:pPr>
         <w:pStyle w:val="TOC2"/>
       </w:pPr>
-      <w:hyperlink w:anchor="_Toc300000080" w:history="1">
+      <w:hyperlink w:anchor="_Toc300000081" w:history="1">
         <w:r>
           <w:rPr>
             <w:noProof/>
@@ -5995,7 +6062,7 @@
             <w:noProof/>
             <w:webHidden/>
           </w:rPr>
-          <w:instrText xml:space="preserve"> PAGEREF _Toc300000080 \h </w:instrText>
+          <w:instrText xml:space="preserve"> PAGEREF _Toc300000081 \h </w:instrText>
         </w:r>
         <w:r>
           <w:rPr>
@@ -6024,7 +6091,7 @@
       <w:pPr>
         <w:pStyle w:val="TOC2"/>
       </w:pPr>
-      <w:hyperlink w:anchor="_Toc300000081" w:history="1">
+      <w:hyperlink w:anchor="_Toc300000082" w:history="1">
         <w:r>
           <w:rPr>
             <w:noProof/>
@@ -6062,7 +6129,7 @@
             <w:noProof/>
             <w:webHidden/>
           </w:rPr>
-          <w:instrText xml:space="preserve"> PAGEREF _Toc300000081 \h </w:instrText>
+          <w:instrText xml:space="preserve"> PAGEREF _Toc300000082 \h </w:instrText>
         </w:r>
         <w:r>
           <w:rPr>
@@ -6091,7 +6158,7 @@
       <w:pPr>
         <w:pStyle w:val="TOC2"/>
       </w:pPr>
-      <w:hyperlink w:anchor="_Toc300000082" w:history="1">
+      <w:hyperlink w:anchor="_Toc300000083" w:history="1">
         <w:r>
           <w:rPr>
             <w:noProof/>
@@ -6129,7 +6196,7 @@
             <w:noProof/>
             <w:webHidden/>
           </w:rPr>
-          <w:instrText xml:space="preserve"> PAGEREF _Toc300000082 \h </w:instrText>
+          <w:instrText xml:space="preserve"> PAGEREF _Toc300000083 \h </w:instrText>
         </w:r>
         <w:r>
           <w:rPr>
@@ -6143,7 +6210,7 @@
             <w:noProof/>
             <w:webHidden/>
           </w:rPr>
-          <w:t>25</w:t>
+          <w:t>26</w:t>
         </w:r>
         <w:r>
           <w:rPr>
@@ -6158,7 +6225,7 @@
       <w:pPr>
         <w:pStyle w:val="TOC2"/>
       </w:pPr>
-      <w:hyperlink w:anchor="_Toc300000083" w:history="1">
+      <w:hyperlink w:anchor="_Toc300000084" w:history="1">
         <w:r>
           <w:rPr>
             <w:noProof/>
@@ -6196,7 +6263,7 @@
             <w:noProof/>
             <w:webHidden/>
           </w:rPr>
-          <w:instrText xml:space="preserve"> PAGEREF _Toc300000083 \h </w:instrText>
+          <w:instrText xml:space="preserve"> PAGEREF _Toc300000084 \h </w:instrText>
         </w:r>
         <w:r>
           <w:rPr>
@@ -6210,7 +6277,7 @@
             <w:noProof/>
             <w:webHidden/>
           </w:rPr>
-          <w:t>25</w:t>
+          <w:t>26</w:t>
         </w:r>
         <w:r>
           <w:rPr>
@@ -6223,9 +6290,76 @@
     </w:p>
     <w:p>
       <w:pPr>
+        <w:pStyle w:val="TOC2"/>
+      </w:pPr>
+      <w:hyperlink w:anchor="_Toc300000085" w:history="1">
+        <w:r>
+          <w:rPr>
+            <w:noProof/>
+          </w:rPr>
+          <w:t>15.5.</w:t>
+        </w:r>
+        <w:r>
+          <w:rPr>
+            <w:noProof/>
+          </w:rPr>
+          <w:tab/>
+        </w:r>
+        <w:r>
+          <w:rPr>
+            <w:noProof/>
+          </w:rPr>
+          <w:t xml:space="preserve">US-078 Answer a data request on time</w:t>
+        </w:r>
+        <w:r>
+          <w:rPr>
+            <w:noProof/>
+            <w:webHidden/>
+          </w:rPr>
+          <w:tab/>
+        </w:r>
+        <w:r>
+          <w:rPr>
+            <w:noProof/>
+            <w:webHidden/>
+          </w:rPr>
+          <w:fldChar w:fldCharType="begin"/>
+        </w:r>
+        <w:r>
+          <w:rPr>
+            <w:noProof/>
+            <w:webHidden/>
+          </w:rPr>
+          <w:instrText xml:space="preserve"> PAGEREF _Toc300000085 \h </w:instrText>
+        </w:r>
+        <w:r>
+          <w:rPr>
+            <w:noProof/>
+            <w:webHidden/>
+          </w:rPr>
+          <w:fldChar w:fldCharType="separate"/>
+        </w:r>
+        <w:r>
+          <w:rPr>
+            <w:noProof/>
+            <w:webHidden/>
+          </w:rPr>
+          <w:t>26</w:t>
+        </w:r>
+        <w:r>
+          <w:rPr>
+            <w:noProof/>
+            <w:webHidden/>
+          </w:rPr>
+          <w:fldChar w:fldCharType="end"/>
+        </w:r>
+      </w:hyperlink>
+    </w:p>
+    <w:p>
+      <w:pPr>
         <w:pStyle w:val="TOC1"/>
       </w:pPr>
-      <w:hyperlink w:anchor="_Toc300000084" w:history="1">
+      <w:hyperlink w:anchor="_Toc300000086" w:history="1">
         <w:r>
           <w:rPr>
             <w:noProof/>
@@ -6263,7 +6397,7 @@
             <w:noProof/>
             <w:webHidden/>
           </w:rPr>
-          <w:instrText xml:space="preserve"> PAGEREF _Toc300000084 \h </w:instrText>
+          <w:instrText xml:space="preserve"> PAGEREF _Toc300000086 \h </w:instrText>
         </w:r>
         <w:r>
           <w:rPr>
@@ -6277,7 +6411,7 @@
             <w:noProof/>
             <w:webHidden/>
           </w:rPr>
-          <w:t>26</w:t>
+          <w:t>27</w:t>
         </w:r>
         <w:r>
           <w:rPr>
@@ -6292,7 +6426,7 @@
       <w:pPr>
         <w:pStyle w:val="TOC2"/>
       </w:pPr>
-      <w:hyperlink w:anchor="_Toc300000085" w:history="1">
+      <w:hyperlink w:anchor="_Toc300000087" w:history="1">
         <w:r>
           <w:rPr>
             <w:noProof/>
@@ -6330,7 +6464,7 @@
             <w:noProof/>
             <w:webHidden/>
           </w:rPr>
-          <w:instrText xml:space="preserve"> PAGEREF _Toc300000085 \h </w:instrText>
+          <w:instrText xml:space="preserve"> PAGEREF _Toc300000087 \h </w:instrText>
         </w:r>
         <w:r>
           <w:rPr>
@@ -6344,7 +6478,7 @@
             <w:noProof/>
             <w:webHidden/>
           </w:rPr>
-          <w:t>26</w:t>
+          <w:t>27</w:t>
         </w:r>
         <w:r>
           <w:rPr>
@@ -6359,7 +6493,7 @@
       <w:pPr>
         <w:pStyle w:val="TOC2"/>
       </w:pPr>
-      <w:hyperlink w:anchor="_Toc300000086" w:history="1">
+      <w:hyperlink w:anchor="_Toc300000088" w:history="1">
         <w:r>
           <w:rPr>
             <w:noProof/>
@@ -6397,7 +6531,7 @@
             <w:noProof/>
             <w:webHidden/>
           </w:rPr>
-          <w:instrText xml:space="preserve"> PAGEREF _Toc300000086 \h </w:instrText>
+          <w:instrText xml:space="preserve"> PAGEREF _Toc300000088 \h </w:instrText>
         </w:r>
         <w:r>
           <w:rPr>
@@ -6411,7 +6545,7 @@
             <w:noProof/>
             <w:webHidden/>
           </w:rPr>
-          <w:t>26</w:t>
+          <w:t>27</w:t>
         </w:r>
         <w:r>
           <w:rPr>
@@ -6426,7 +6560,7 @@
       <w:pPr>
         <w:pStyle w:val="TOC2"/>
       </w:pPr>
-      <w:hyperlink w:anchor="_Toc300000087" w:history="1">
+      <w:hyperlink w:anchor="_Toc300000089" w:history="1">
         <w:r>
           <w:rPr>
             <w:noProof/>
@@ -6464,7 +6598,7 @@
             <w:noProof/>
             <w:webHidden/>
           </w:rPr>
-          <w:instrText xml:space="preserve"> PAGEREF _Toc300000087 \h </w:instrText>
+          <w:instrText xml:space="preserve"> PAGEREF _Toc300000089 \h </w:instrText>
         </w:r>
         <w:r>
           <w:rPr>
@@ -6478,7 +6612,7 @@
             <w:noProof/>
             <w:webHidden/>
           </w:rPr>
-          <w:t>26</w:t>
+          <w:t>28</w:t>
         </w:r>
         <w:r>
           <w:rPr>
@@ -6493,7 +6627,7 @@
       <w:pPr>
         <w:pStyle w:val="TOC2"/>
       </w:pPr>
-      <w:hyperlink w:anchor="_Toc300000088" w:history="1">
+      <w:hyperlink w:anchor="_Toc300000090" w:history="1">
         <w:r>
           <w:rPr>
             <w:noProof/>
@@ -6531,7 +6665,7 @@
             <w:noProof/>
             <w:webHidden/>
           </w:rPr>
-          <w:instrText xml:space="preserve"> PAGEREF _Toc300000088 \h </w:instrText>
+          <w:instrText xml:space="preserve"> PAGEREF _Toc300000090 \h </w:instrText>
         </w:r>
         <w:r>
           <w:rPr>
@@ -6545,7 +6679,7 @@
             <w:noProof/>
             <w:webHidden/>
           </w:rPr>
-          <w:t>26</w:t>
+          <w:t>28</w:t>
         </w:r>
         <w:r>
           <w:rPr>
@@ -6560,7 +6694,7 @@
       <w:pPr>
         <w:pStyle w:val="TOC2"/>
       </w:pPr>
-      <w:hyperlink w:anchor="_Toc300000089" w:history="1">
+      <w:hyperlink w:anchor="_Toc300000091" w:history="1">
         <w:r>
           <w:rPr>
             <w:noProof/>
@@ -6598,7 +6732,7 @@
             <w:noProof/>
             <w:webHidden/>
           </w:rPr>
-          <w:instrText xml:space="preserve"> PAGEREF _Toc300000089 \h </w:instrText>
+          <w:instrText xml:space="preserve"> PAGEREF _Toc300000091 \h </w:instrText>
         </w:r>
         <w:r>
           <w:rPr>
@@ -6612,7 +6746,7 @@
             <w:noProof/>
             <w:webHidden/>
           </w:rPr>
-          <w:t>27</w:t>
+          <w:t>28</w:t>
         </w:r>
         <w:r>
           <w:rPr>
@@ -6627,7 +6761,7 @@
       <w:pPr>
         <w:pStyle w:val="TOC2"/>
       </w:pPr>
-      <w:hyperlink w:anchor="_Toc300000090" w:history="1">
+      <w:hyperlink w:anchor="_Toc300000092" w:history="1">
         <w:r>
           <w:rPr>
             <w:noProof/>
@@ -6665,7 +6799,7 @@
             <w:noProof/>
             <w:webHidden/>
           </w:rPr>
-          <w:instrText xml:space="preserve"> PAGEREF _Toc300000090 \h </w:instrText>
+          <w:instrText xml:space="preserve"> PAGEREF _Toc300000092 \h </w:instrText>
         </w:r>
         <w:r>
           <w:rPr>
@@ -6679,7 +6813,7 @@
             <w:noProof/>
             <w:webHidden/>
           </w:rPr>
-          <w:t>27</w:t>
+          <w:t>28</w:t>
         </w:r>
         <w:r>
           <w:rPr>
@@ -6694,7 +6828,7 @@
       <w:pPr>
         <w:pStyle w:val="TOC1"/>
       </w:pPr>
-      <w:hyperlink w:anchor="_Toc300000091" w:history="1">
+      <w:hyperlink w:anchor="_Toc300000093" w:history="1">
         <w:r>
           <w:rPr>
             <w:noProof/>
@@ -6732,7 +6866,7 @@
             <w:noProof/>
             <w:webHidden/>
           </w:rPr>
-          <w:instrText xml:space="preserve"> PAGEREF _Toc300000091 \h </w:instrText>
+          <w:instrText xml:space="preserve"> PAGEREF _Toc300000093 \h </w:instrText>
         </w:r>
         <w:r>
           <w:rPr>
@@ -6746,7 +6880,7 @@
             <w:noProof/>
             <w:webHidden/>
           </w:rPr>
-          <w:t>27</w:t>
+          <w:t>28</w:t>
         </w:r>
         <w:r>
           <w:rPr>
@@ -6761,7 +6895,7 @@
       <w:pPr>
         <w:pStyle w:val="TOC2"/>
       </w:pPr>
-      <w:hyperlink w:anchor="_Toc300000092" w:history="1">
+      <w:hyperlink w:anchor="_Toc300000094" w:history="1">
         <w:r>
           <w:rPr>
             <w:noProof/>
@@ -6799,7 +6933,7 @@
             <w:noProof/>
             <w:webHidden/>
           </w:rPr>
-          <w:instrText xml:space="preserve"> PAGEREF _Toc300000092 \h </w:instrText>
+          <w:instrText xml:space="preserve"> PAGEREF _Toc300000094 \h </w:instrText>
         </w:r>
         <w:r>
           <w:rPr>
@@ -6813,7 +6947,7 @@
             <w:noProof/>
             <w:webHidden/>
           </w:rPr>
-          <w:t>27</w:t>
+          <w:t>28</w:t>
         </w:r>
         <w:r>
           <w:rPr>
@@ -6828,7 +6962,7 @@
       <w:pPr>
         <w:pStyle w:val="TOC2"/>
       </w:pPr>
-      <w:hyperlink w:anchor="_Toc300000093" w:history="1">
+      <w:hyperlink w:anchor="_Toc300000095" w:history="1">
         <w:r>
           <w:rPr>
             <w:noProof/>
@@ -6866,7 +7000,7 @@
             <w:noProof/>
             <w:webHidden/>
           </w:rPr>
-          <w:instrText xml:space="preserve"> PAGEREF _Toc300000093 \h </w:instrText>
+          <w:instrText xml:space="preserve"> PAGEREF _Toc300000095 \h </w:instrText>
         </w:r>
         <w:r>
           <w:rPr>
@@ -6880,7 +7014,7 @@
             <w:noProof/>
             <w:webHidden/>
           </w:rPr>
-          <w:t>27</w:t>
+          <w:t>29</w:t>
         </w:r>
         <w:r>
           <w:rPr>
@@ -6895,7 +7029,7 @@
       <w:pPr>
         <w:pStyle w:val="TOC2"/>
       </w:pPr>
-      <w:hyperlink w:anchor="_Toc300000094" w:history="1">
+      <w:hyperlink w:anchor="_Toc300000096" w:history="1">
         <w:r>
           <w:rPr>
             <w:noProof/>
@@ -6933,7 +7067,7 @@
             <w:noProof/>
             <w:webHidden/>
           </w:rPr>
-          <w:instrText xml:space="preserve"> PAGEREF _Toc300000094 \h </w:instrText>
+          <w:instrText xml:space="preserve"> PAGEREF _Toc300000096 \h </w:instrText>
         </w:r>
         <w:r>
           <w:rPr>
@@ -6947,7 +7081,7 @@
             <w:noProof/>
             <w:webHidden/>
           </w:rPr>
-          <w:t>28</w:t>
+          <w:t>29</w:t>
         </w:r>
         <w:r>
           <w:rPr>
@@ -6962,7 +7096,7 @@
       <w:pPr>
         <w:pStyle w:val="TOC2"/>
       </w:pPr>
-      <w:hyperlink w:anchor="_Toc300000095" w:history="1">
+      <w:hyperlink w:anchor="_Toc300000097" w:history="1">
         <w:r>
           <w:rPr>
             <w:noProof/>
@@ -7000,7 +7134,7 @@
             <w:noProof/>
             <w:webHidden/>
           </w:rPr>
-          <w:instrText xml:space="preserve"> PAGEREF _Toc300000095 \h </w:instrText>
+          <w:instrText xml:space="preserve"> PAGEREF _Toc300000097 \h </w:instrText>
         </w:r>
         <w:r>
           <w:rPr>
@@ -7014,7 +7148,7 @@
             <w:noProof/>
             <w:webHidden/>
           </w:rPr>
-          <w:t>28</w:t>
+          <w:t>29</w:t>
         </w:r>
         <w:r>
           <w:rPr>
@@ -7029,7 +7163,7 @@
       <w:pPr>
         <w:pStyle w:val="TOC1"/>
       </w:pPr>
-      <w:hyperlink w:anchor="_Toc300000096" w:history="1">
+      <w:hyperlink w:anchor="_Toc300000098" w:history="1">
         <w:r>
           <w:rPr>
             <w:noProof/>
@@ -7067,7 +7201,7 @@
             <w:noProof/>
             <w:webHidden/>
           </w:rPr>
-          <w:instrText xml:space="preserve"> PAGEREF _Toc300000096 \h </w:instrText>
+          <w:instrText xml:space="preserve"> PAGEREF _Toc300000098 \h </w:instrText>
         </w:r>
         <w:r>
           <w:rPr>
@@ -7081,7 +7215,7 @@
             <w:noProof/>
             <w:webHidden/>
           </w:rPr>
-          <w:t>28</w:t>
+          <w:t>30</w:t>
         </w:r>
         <w:r>
           <w:rPr>
@@ -7096,7 +7230,7 @@
       <w:pPr>
         <w:pStyle w:val="TOC2"/>
       </w:pPr>
-      <w:hyperlink w:anchor="_Toc300000097" w:history="1">
+      <w:hyperlink w:anchor="_Toc300000099" w:history="1">
         <w:r>
           <w:rPr>
             <w:noProof/>
@@ -7134,7 +7268,7 @@
             <w:noProof/>
             <w:webHidden/>
           </w:rPr>
-          <w:instrText xml:space="preserve"> PAGEREF _Toc300000097 \h </w:instrText>
+          <w:instrText xml:space="preserve"> PAGEREF _Toc300000099 \h </w:instrText>
         </w:r>
         <w:r>
           <w:rPr>
@@ -7148,7 +7282,7 @@
             <w:noProof/>
             <w:webHidden/>
           </w:rPr>
-          <w:t>28</w:t>
+          <w:t>30</w:t>
         </w:r>
         <w:r>
           <w:rPr>
@@ -7163,7 +7297,7 @@
       <w:pPr>
         <w:pStyle w:val="TOC2"/>
       </w:pPr>
-      <w:hyperlink w:anchor="_Toc300000098" w:history="1">
+      <w:hyperlink w:anchor="_Toc300000100" w:history="1">
         <w:r>
           <w:rPr>
             <w:noProof/>
@@ -7201,7 +7335,7 @@
             <w:noProof/>
             <w:webHidden/>
           </w:rPr>
-          <w:instrText xml:space="preserve"> PAGEREF _Toc300000098 \h </w:instrText>
+          <w:instrText xml:space="preserve"> PAGEREF _Toc300000100 \h </w:instrText>
         </w:r>
         <w:r>
           <w:rPr>
@@ -7215,7 +7349,7 @@
             <w:noProof/>
             <w:webHidden/>
           </w:rPr>
-          <w:t>28</w:t>
+          <w:t>30</w:t>
         </w:r>
         <w:r>
           <w:rPr>
@@ -7230,7 +7364,7 @@
       <w:pPr>
         <w:pStyle w:val="TOC2"/>
       </w:pPr>
-      <w:hyperlink w:anchor="_Toc300000099" w:history="1">
+      <w:hyperlink w:anchor="_Toc300000101" w:history="1">
         <w:r>
           <w:rPr>
             <w:noProof/>
@@ -7268,7 +7402,7 @@
             <w:noProof/>
             <w:webHidden/>
           </w:rPr>
-          <w:instrText xml:space="preserve"> PAGEREF _Toc300000099 \h </w:instrText>
+          <w:instrText xml:space="preserve"> PAGEREF _Toc300000101 \h </w:instrText>
         </w:r>
         <w:r>
           <w:rPr>
@@ -7282,7 +7416,7 @@
             <w:noProof/>
             <w:webHidden/>
           </w:rPr>
-          <w:t>29</w:t>
+          <w:t>30</w:t>
         </w:r>
         <w:r>
           <w:rPr>
@@ -7297,7 +7431,7 @@
       <w:pPr>
         <w:pStyle w:val="TOC2"/>
       </w:pPr>
-      <w:hyperlink w:anchor="_Toc300000100" w:history="1">
+      <w:hyperlink w:anchor="_Toc300000102" w:history="1">
         <w:r>
           <w:rPr>
             <w:noProof/>
@@ -7335,7 +7469,7 @@
             <w:noProof/>
             <w:webHidden/>
           </w:rPr>
-          <w:instrText xml:space="preserve"> PAGEREF _Toc300000100 \h </w:instrText>
+          <w:instrText xml:space="preserve"> PAGEREF _Toc300000102 \h </w:instrText>
         </w:r>
         <w:r>
           <w:rPr>
@@ -7349,7 +7483,7 @@
             <w:noProof/>
             <w:webHidden/>
           </w:rPr>
-          <w:t>29</w:t>
+          <w:t>30</w:t>
         </w:r>
         <w:r>
           <w:rPr>
@@ -7364,7 +7498,7 @@
       <w:pPr>
         <w:pStyle w:val="TOC2"/>
       </w:pPr>
-      <w:hyperlink w:anchor="_Toc300000101" w:history="1">
+      <w:hyperlink w:anchor="_Toc300000103" w:history="1">
         <w:r>
           <w:rPr>
             <w:noProof/>
@@ -7402,7 +7536,7 @@
             <w:noProof/>
             <w:webHidden/>
           </w:rPr>
-          <w:instrText xml:space="preserve"> PAGEREF _Toc300000101 \h </w:instrText>
+          <w:instrText xml:space="preserve"> PAGEREF _Toc300000103 \h </w:instrText>
         </w:r>
         <w:r>
           <w:rPr>
@@ -7416,7 +7550,7 @@
             <w:noProof/>
             <w:webHidden/>
           </w:rPr>
-          <w:t>29</w:t>
+          <w:t>31</w:t>
         </w:r>
         <w:r>
           <w:rPr>
@@ -7431,7 +7565,7 @@
       <w:pPr>
         <w:pStyle w:val="TOC1"/>
       </w:pPr>
-      <w:hyperlink w:anchor="_Toc300000102" w:history="1">
+      <w:hyperlink w:anchor="_Toc300000104" w:history="1">
         <w:r>
           <w:rPr>
             <w:noProof/>
@@ -7469,7 +7603,7 @@
             <w:noProof/>
             <w:webHidden/>
           </w:rPr>
-          <w:instrText xml:space="preserve"> PAGEREF _Toc300000102 \h </w:instrText>
+          <w:instrText xml:space="preserve"> PAGEREF _Toc300000104 \h </w:instrText>
         </w:r>
         <w:r>
           <w:rPr>
@@ -7483,7 +7617,7 @@
             <w:noProof/>
             <w:webHidden/>
           </w:rPr>
-          <w:t>30</w:t>
+          <w:t>32</w:t>
         </w:r>
         <w:r>
           <w:rPr>
@@ -7809,7 +7943,7 @@
                 <w:sz w:val="16"/>
                 <w:szCs w:val="16"/>
               </w:rPr>
-              <w:t xml:space="preserve">07/10/2026</w:t>
+              <w:t xml:space="preserve">08/10/2026</w:t>
             </w:r>
           </w:p>
         </w:tc>
@@ -8055,8 +8189,8 @@
         <w:tblLook w:val="04A0" w:firstRow="1" w:lastRow="0" w:firstColumn="0" w:lastColumn="0" w:noHBand="0" w:noVBand="1"/>
       </w:tblPr>
       <w:tblGrid>
-        <w:gridCol w:w="1607"/>
-        <w:gridCol w:w="7420"/>
+        <w:gridCol w:w="1604"/>
+        <w:gridCol w:w="7423"/>
       </w:tblGrid>
       <w:tr>
         <w:trPr>
@@ -8066,7 +8200,7 @@
         </w:trPr>
         <w:tc>
           <w:tcPr>
-            <w:tcW w:w="1607" w:type="dxa"/>
+            <w:tcW w:w="1604" w:type="dxa"/>
             <w:shd w:val="clear" w:color="auto" w:fill="0F4761"/>
             <w:vAlign w:val="center"/>
           </w:tcPr>
@@ -8097,7 +8231,7 @@
         </w:tc>
         <w:tc>
           <w:tcPr>
-            <w:tcW w:w="7420" w:type="dxa"/>
+            <w:tcW w:w="7423" w:type="dxa"/>
             <w:shd w:val="clear" w:color="auto" w:fill="0F4761"/>
             <w:vAlign w:val="center"/>
           </w:tcPr>
@@ -8134,7 +8268,65 @@
         </w:trPr>
         <w:tc>
           <w:tcPr>
-            <w:tcW w:w="1607" w:type="dxa"/>
+            <w:tcW w:w="1604" w:type="dxa"/>
+            <w:vAlign w:val="top"/>
+          </w:tcPr>
+          <w:p>
+            <w:pPr>
+              <w:spacing w:before="60"/>
+              <w:rPr>
+                <w:rFonts w:ascii="Segoe UI" w:eastAsia="Arial" w:hAnsi="Segoe UI" w:cs="Segoe UI"/>
+                <w:color w:val="101820"/>
+                <w:sz w:val="16"/>
+                <w:szCs w:val="16"/>
+              </w:rPr>
+            </w:pPr>
+            <w:r>
+              <w:rPr>
+                <w:rFonts w:ascii="Segoe UI" w:eastAsia="Arial" w:hAnsi="Segoe UI" w:cs="Segoe UI"/>
+                <w:color w:val="101820"/>
+                <w:sz w:val="16"/>
+                <w:szCs w:val="16"/>
+              </w:rPr>
+              <w:t xml:space="preserve">AI</w:t>
+            </w:r>
+          </w:p>
+        </w:tc>
+        <w:tc>
+          <w:tcPr>
+            <w:tcW w:w="7423" w:type="dxa"/>
+            <w:vAlign w:val="top"/>
+          </w:tcPr>
+          <w:p>
+            <w:pPr>
+              <w:spacing w:before="60"/>
+              <w:rPr>
+                <w:rFonts w:ascii="Segoe UI" w:eastAsia="Arial" w:hAnsi="Segoe UI" w:cs="Segoe UI"/>
+                <w:color w:val="101820"/>
+                <w:sz w:val="16"/>
+                <w:szCs w:val="16"/>
+              </w:rPr>
+            </w:pPr>
+            <w:r>
+              <w:rPr>
+                <w:rFonts w:ascii="Segoe UI" w:eastAsia="Arial" w:hAnsi="Segoe UI" w:cs="Segoe UI"/>
+                <w:color w:val="101820"/>
+                <w:sz w:val="16"/>
+                <w:szCs w:val="16"/>
+              </w:rPr>
+              <w:t xml:space="preserve">Artificial intelligence</w:t>
+            </w:r>
+          </w:p>
+        </w:tc>
+      </w:tr>
+      <w:tr>
+        <w:trPr>
+          <w:cantSplit/>
+          <w:trHeight w:val="449"/>
+        </w:trPr>
+        <w:tc>
+          <w:tcPr>
+            <w:tcW w:w="1604" w:type="dxa"/>
             <w:vAlign w:val="top"/>
           </w:tcPr>
           <w:p>
@@ -8160,7 +8352,7 @@
         </w:tc>
         <w:tc>
           <w:tcPr>
-            <w:tcW w:w="7420" w:type="dxa"/>
+            <w:tcW w:w="7423" w:type="dxa"/>
             <w:vAlign w:val="top"/>
           </w:tcPr>
           <w:p>
@@ -8192,7 +8384,7 @@
         </w:trPr>
         <w:tc>
           <w:tcPr>
-            <w:tcW w:w="1607" w:type="dxa"/>
+            <w:tcW w:w="1604" w:type="dxa"/>
             <w:vAlign w:val="top"/>
           </w:tcPr>
           <w:p>
@@ -8218,7 +8410,7 @@
         </w:tc>
         <w:tc>
           <w:tcPr>
-            <w:tcW w:w="7420" w:type="dxa"/>
+            <w:tcW w:w="7423" w:type="dxa"/>
             <w:vAlign w:val="top"/>
           </w:tcPr>
           <w:p>
@@ -8250,7 +8442,7 @@
         </w:trPr>
         <w:tc>
           <w:tcPr>
-            <w:tcW w:w="1607" w:type="dxa"/>
+            <w:tcW w:w="1604" w:type="dxa"/>
             <w:vAlign w:val="top"/>
           </w:tcPr>
           <w:p>
@@ -8276,7 +8468,7 @@
         </w:tc>
         <w:tc>
           <w:tcPr>
-            <w:tcW w:w="7420" w:type="dxa"/>
+            <w:tcW w:w="7423" w:type="dxa"/>
             <w:vAlign w:val="top"/>
           </w:tcPr>
           <w:p>
@@ -8308,7 +8500,7 @@
         </w:trPr>
         <w:tc>
           <w:tcPr>
-            <w:tcW w:w="1607" w:type="dxa"/>
+            <w:tcW w:w="1604" w:type="dxa"/>
             <w:vAlign w:val="top"/>
           </w:tcPr>
           <w:p>
@@ -8334,7 +8526,7 @@
         </w:tc>
         <w:tc>
           <w:tcPr>
-            <w:tcW w:w="7420" w:type="dxa"/>
+            <w:tcW w:w="7423" w:type="dxa"/>
             <w:vAlign w:val="top"/>
           </w:tcPr>
           <w:p>
@@ -8366,7 +8558,7 @@
         </w:trPr>
         <w:tc>
           <w:tcPr>
-            <w:tcW w:w="1607" w:type="dxa"/>
+            <w:tcW w:w="1604" w:type="dxa"/>
             <w:vAlign w:val="top"/>
           </w:tcPr>
           <w:p>
@@ -8392,7 +8584,7 @@
         </w:tc>
         <w:tc>
           <w:tcPr>
-            <w:tcW w:w="7420" w:type="dxa"/>
+            <w:tcW w:w="7423" w:type="dxa"/>
             <w:vAlign w:val="top"/>
           </w:tcPr>
           <w:p>
@@ -8424,7 +8616,7 @@
         </w:trPr>
         <w:tc>
           <w:tcPr>
-            <w:tcW w:w="1607" w:type="dxa"/>
+            <w:tcW w:w="1604" w:type="dxa"/>
             <w:vAlign w:val="top"/>
           </w:tcPr>
           <w:p>
@@ -8450,7 +8642,7 @@
         </w:tc>
         <w:tc>
           <w:tcPr>
-            <w:tcW w:w="7420" w:type="dxa"/>
+            <w:tcW w:w="7423" w:type="dxa"/>
             <w:vAlign w:val="top"/>
           </w:tcPr>
           <w:p>
@@ -8482,7 +8674,7 @@
         </w:trPr>
         <w:tc>
           <w:tcPr>
-            <w:tcW w:w="1607" w:type="dxa"/>
+            <w:tcW w:w="1604" w:type="dxa"/>
             <w:vAlign w:val="top"/>
           </w:tcPr>
           <w:p>
@@ -8508,7 +8700,7 @@
         </w:tc>
         <w:tc>
           <w:tcPr>
-            <w:tcW w:w="7420" w:type="dxa"/>
+            <w:tcW w:w="7423" w:type="dxa"/>
             <w:vAlign w:val="top"/>
           </w:tcPr>
           <w:p>
@@ -8540,7 +8732,7 @@
         </w:trPr>
         <w:tc>
           <w:tcPr>
-            <w:tcW w:w="1607" w:type="dxa"/>
+            <w:tcW w:w="1604" w:type="dxa"/>
             <w:vAlign w:val="top"/>
           </w:tcPr>
           <w:p>
@@ -8566,7 +8758,7 @@
         </w:tc>
         <w:tc>
           <w:tcPr>
-            <w:tcW w:w="7420" w:type="dxa"/>
+            <w:tcW w:w="7423" w:type="dxa"/>
             <w:vAlign w:val="top"/>
           </w:tcPr>
           <w:p>
@@ -8598,7 +8790,7 @@
         </w:trPr>
         <w:tc>
           <w:tcPr>
-            <w:tcW w:w="1607" w:type="dxa"/>
+            <w:tcW w:w="1604" w:type="dxa"/>
             <w:vAlign w:val="top"/>
           </w:tcPr>
           <w:p>
@@ -8624,7 +8816,7 @@
         </w:tc>
         <w:tc>
           <w:tcPr>
-            <w:tcW w:w="7420" w:type="dxa"/>
+            <w:tcW w:w="7423" w:type="dxa"/>
             <w:vAlign w:val="top"/>
           </w:tcPr>
           <w:p>
@@ -8656,7 +8848,7 @@
         </w:trPr>
         <w:tc>
           <w:tcPr>
-            <w:tcW w:w="1607" w:type="dxa"/>
+            <w:tcW w:w="1604" w:type="dxa"/>
             <w:vAlign w:val="top"/>
           </w:tcPr>
           <w:p>
@@ -8682,7 +8874,7 @@
         </w:tc>
         <w:tc>
           <w:tcPr>
-            <w:tcW w:w="7420" w:type="dxa"/>
+            <w:tcW w:w="7423" w:type="dxa"/>
             <w:vAlign w:val="top"/>
           </w:tcPr>
           <w:p>
@@ -8714,7 +8906,7 @@
         </w:trPr>
         <w:tc>
           <w:tcPr>
-            <w:tcW w:w="1607" w:type="dxa"/>
+            <w:tcW w:w="1604" w:type="dxa"/>
             <w:vAlign w:val="top"/>
           </w:tcPr>
           <w:p>
@@ -8740,7 +8932,7 @@
         </w:tc>
         <w:tc>
           <w:tcPr>
-            <w:tcW w:w="7420" w:type="dxa"/>
+            <w:tcW w:w="7423" w:type="dxa"/>
             <w:vAlign w:val="top"/>
           </w:tcPr>
           <w:p>
@@ -8772,7 +8964,7 @@
         </w:trPr>
         <w:tc>
           <w:tcPr>
-            <w:tcW w:w="1607" w:type="dxa"/>
+            <w:tcW w:w="1604" w:type="dxa"/>
             <w:vAlign w:val="top"/>
           </w:tcPr>
           <w:p>
@@ -8798,7 +8990,7 @@
         </w:tc>
         <w:tc>
           <w:tcPr>
-            <w:tcW w:w="7420" w:type="dxa"/>
+            <w:tcW w:w="7423" w:type="dxa"/>
             <w:vAlign w:val="top"/>
           </w:tcPr>
           <w:p>
@@ -8830,7 +9022,7 @@
         </w:trPr>
         <w:tc>
           <w:tcPr>
-            <w:tcW w:w="1607" w:type="dxa"/>
+            <w:tcW w:w="1604" w:type="dxa"/>
             <w:vAlign w:val="top"/>
           </w:tcPr>
           <w:p>
@@ -8856,7 +9048,7 @@
         </w:tc>
         <w:tc>
           <w:tcPr>
-            <w:tcW w:w="7420" w:type="dxa"/>
+            <w:tcW w:w="7423" w:type="dxa"/>
             <w:vAlign w:val="top"/>
           </w:tcPr>
           <w:p>
@@ -8888,7 +9080,7 @@
         </w:trPr>
         <w:tc>
           <w:tcPr>
-            <w:tcW w:w="1607" w:type="dxa"/>
+            <w:tcW w:w="1604" w:type="dxa"/>
             <w:vAlign w:val="top"/>
           </w:tcPr>
           <w:p>
@@ -8914,7 +9106,7 @@
         </w:tc>
         <w:tc>
           <w:tcPr>
-            <w:tcW w:w="7420" w:type="dxa"/>
+            <w:tcW w:w="7423" w:type="dxa"/>
             <w:vAlign w:val="top"/>
           </w:tcPr>
           <w:p>
@@ -8946,7 +9138,7 @@
         </w:trPr>
         <w:tc>
           <w:tcPr>
-            <w:tcW w:w="1607" w:type="dxa"/>
+            <w:tcW w:w="1604" w:type="dxa"/>
             <w:vAlign w:val="top"/>
           </w:tcPr>
           <w:p>
@@ -8972,7 +9164,7 @@
         </w:tc>
         <w:tc>
           <w:tcPr>
-            <w:tcW w:w="7420" w:type="dxa"/>
+            <w:tcW w:w="7423" w:type="dxa"/>
             <w:vAlign w:val="top"/>
           </w:tcPr>
           <w:p>
@@ -9004,7 +9196,7 @@
         </w:trPr>
         <w:tc>
           <w:tcPr>
-            <w:tcW w:w="1607" w:type="dxa"/>
+            <w:tcW w:w="1604" w:type="dxa"/>
             <w:vAlign w:val="top"/>
           </w:tcPr>
           <w:p>
@@ -9030,7 +9222,7 @@
         </w:tc>
         <w:tc>
           <w:tcPr>
-            <w:tcW w:w="7420" w:type="dxa"/>
+            <w:tcW w:w="7423" w:type="dxa"/>
             <w:vAlign w:val="top"/>
           </w:tcPr>
           <w:p>
@@ -9062,7 +9254,7 @@
         </w:trPr>
         <w:tc>
           <w:tcPr>
-            <w:tcW w:w="1607" w:type="dxa"/>
+            <w:tcW w:w="1604" w:type="dxa"/>
             <w:vAlign w:val="top"/>
           </w:tcPr>
           <w:p>
@@ -9088,7 +9280,7 @@
         </w:tc>
         <w:tc>
           <w:tcPr>
-            <w:tcW w:w="7420" w:type="dxa"/>
+            <w:tcW w:w="7423" w:type="dxa"/>
             <w:vAlign w:val="top"/>
           </w:tcPr>
           <w:p>
@@ -9120,7 +9312,7 @@
         </w:trPr>
         <w:tc>
           <w:tcPr>
-            <w:tcW w:w="1607" w:type="dxa"/>
+            <w:tcW w:w="1604" w:type="dxa"/>
             <w:vAlign w:val="top"/>
           </w:tcPr>
           <w:p>
@@ -9146,7 +9338,7 @@
         </w:tc>
         <w:tc>
           <w:tcPr>
-            <w:tcW w:w="7420" w:type="dxa"/>
+            <w:tcW w:w="7423" w:type="dxa"/>
             <w:vAlign w:val="top"/>
           </w:tcPr>
           <w:p>
@@ -9178,7 +9370,7 @@
         </w:trPr>
         <w:tc>
           <w:tcPr>
-            <w:tcW w:w="1607" w:type="dxa"/>
+            <w:tcW w:w="1604" w:type="dxa"/>
             <w:vAlign w:val="top"/>
           </w:tcPr>
           <w:p>
@@ -9204,7 +9396,7 @@
         </w:tc>
         <w:tc>
           <w:tcPr>
-            <w:tcW w:w="7420" w:type="dxa"/>
+            <w:tcW w:w="7423" w:type="dxa"/>
             <w:vAlign w:val="top"/>
           </w:tcPr>
           <w:p>
@@ -9236,7 +9428,7 @@
         </w:trPr>
         <w:tc>
           <w:tcPr>
-            <w:tcW w:w="1607" w:type="dxa"/>
+            <w:tcW w:w="1604" w:type="dxa"/>
             <w:vAlign w:val="top"/>
           </w:tcPr>
           <w:p>
@@ -9262,7 +9454,7 @@
         </w:tc>
         <w:tc>
           <w:tcPr>
-            <w:tcW w:w="7420" w:type="dxa"/>
+            <w:tcW w:w="7423" w:type="dxa"/>
             <w:vAlign w:val="top"/>
           </w:tcPr>
           <w:p>
@@ -9294,7 +9486,7 @@
         </w:trPr>
         <w:tc>
           <w:tcPr>
-            <w:tcW w:w="1607" w:type="dxa"/>
+            <w:tcW w:w="1604" w:type="dxa"/>
             <w:vAlign w:val="top"/>
           </w:tcPr>
           <w:p>
@@ -9320,7 +9512,7 @@
         </w:tc>
         <w:tc>
           <w:tcPr>
-            <w:tcW w:w="7420" w:type="dxa"/>
+            <w:tcW w:w="7423" w:type="dxa"/>
             <w:vAlign w:val="top"/>
           </w:tcPr>
           <w:p>
@@ -9352,7 +9544,7 @@
         </w:trPr>
         <w:tc>
           <w:tcPr>
-            <w:tcW w:w="1607" w:type="dxa"/>
+            <w:tcW w:w="1604" w:type="dxa"/>
             <w:vAlign w:val="top"/>
           </w:tcPr>
           <w:p>
@@ -9378,7 +9570,7 @@
         </w:tc>
         <w:tc>
           <w:tcPr>
-            <w:tcW w:w="7420" w:type="dxa"/>
+            <w:tcW w:w="7423" w:type="dxa"/>
             <w:vAlign w:val="top"/>
           </w:tcPr>
           <w:p>
@@ -9410,7 +9602,7 @@
         </w:trPr>
         <w:tc>
           <w:tcPr>
-            <w:tcW w:w="1607" w:type="dxa"/>
+            <w:tcW w:w="1604" w:type="dxa"/>
             <w:vAlign w:val="top"/>
           </w:tcPr>
           <w:p>
@@ -9436,7 +9628,7 @@
         </w:tc>
         <w:tc>
           <w:tcPr>
-            <w:tcW w:w="7420" w:type="dxa"/>
+            <w:tcW w:w="7423" w:type="dxa"/>
             <w:vAlign w:val="top"/>
           </w:tcPr>
           <w:p>
@@ -9468,7 +9660,7 @@
         </w:trPr>
         <w:tc>
           <w:tcPr>
-            <w:tcW w:w="1607" w:type="dxa"/>
+            <w:tcW w:w="1604" w:type="dxa"/>
             <w:vAlign w:val="top"/>
           </w:tcPr>
           <w:p>
@@ -9494,7 +9686,7 @@
         </w:tc>
         <w:tc>
           <w:tcPr>
-            <w:tcW w:w="7420" w:type="dxa"/>
+            <w:tcW w:w="7423" w:type="dxa"/>
             <w:vAlign w:val="top"/>
           </w:tcPr>
           <w:p>
@@ -9526,7 +9718,7 @@
         </w:trPr>
         <w:tc>
           <w:tcPr>
-            <w:tcW w:w="1607" w:type="dxa"/>
+            <w:tcW w:w="1604" w:type="dxa"/>
             <w:vAlign w:val="top"/>
           </w:tcPr>
           <w:p>
@@ -9552,7 +9744,7 @@
         </w:tc>
         <w:tc>
           <w:tcPr>
-            <w:tcW w:w="7420" w:type="dxa"/>
+            <w:tcW w:w="7423" w:type="dxa"/>
             <w:vAlign w:val="top"/>
           </w:tcPr>
           <w:p>
@@ -9646,7 +9838,7 @@
         <w:pStyle w:val="FirstParagraph"/>
       </w:pPr>
       <w:r>
-        <w:t xml:space="preserve">There are 77 stories in 15 epics, with 124 acceptance scenarios. Each story names the functional requirements it delivers (TGP-BUS-02) and the persona it serves (TGP-BUS-06). Stories for the TASCO core integration (FR-111 to FR-115) are verified by integration tests listed in TGP-BUS-05 and are not repeated here.</w:t>
+        <w:t xml:space="preserve">There are 79 stories in 15 epics, with 135 acceptance scenarios. Each story names the functional requirements it delivers (TGP-BUS-02) and the persona it serves (TGP-BUS-06). The TASCO core integration (FR-111 to FR-115) and the host apps (FR-117) are verified by the integration and API tests listed in TGP-BUS-05 and have no stories here.</w:t>
       </w:r>
     </w:p>
     <w:p>
@@ -9996,7 +10188,7 @@
         <w:pStyle w:val="BodyText"/>
       </w:pPr>
       <w:r>
-        <w:t xml:space="preserve">Every scenario is also an automated test with the same title, prefixed with the story number. Of the 124 scenarios, 121 are automated and pass; three are verified manually in UAT (US-055 fleet view, US-076 language switch, US-077 physical QR scan). Results are recorded in the test cases and results workbook described in TGP-QA-02. Scenario titles marked</w:t>
+        <w:t xml:space="preserve">The scenarios of US-001 to US-077 are also automated tests with the same title, prefixed with the story number. The scenarios of US-078 and US-079 are covered by the data-request and quick-renewal API and unit tests named in TGP-BUS-05. Of the 135 scenarios, 132 are automated and pass; three are verified manually in UAT (US-055 fleet view, US-076 language switch, US-077 physical QR scan). Results are recorded in the test cases and results workbook described in TGP-QA-02. Scenario titles marked</w:t>
       </w:r>
       <w:r>
         <w:t xml:space="preserve"> </w:t>
@@ -10050,10 +10242,10 @@
         <w:tblLook w:val="04A0" w:firstRow="1" w:lastRow="0" w:firstColumn="0" w:lastColumn="0" w:noHBand="0" w:noVBand="1"/>
       </w:tblPr>
       <w:tblGrid>
-        <w:gridCol w:w="933"/>
-        <w:gridCol w:w="4657"/>
-        <w:gridCol w:w="933"/>
-        <w:gridCol w:w="2504"/>
+        <w:gridCol w:w="881"/>
+        <w:gridCol w:w="4397"/>
+        <w:gridCol w:w="881"/>
+        <w:gridCol w:w="2868"/>
       </w:tblGrid>
       <w:tr>
         <w:trPr>
@@ -10062,7 +10254,7 @@
         </w:trPr>
         <w:tc>
           <w:tcPr>
-            <w:tcW w:w="933" w:type="dxa"/>
+            <w:tcW w:w="881" w:type="dxa"/>
             <w:shd w:val="clear" w:color="auto" w:fill="0F4761"/>
             <w:vAlign w:val="center"/>
           </w:tcPr>
@@ -10081,7 +10273,7 @@
         </w:tc>
         <w:tc>
           <w:tcPr>
-            <w:tcW w:w="4657" w:type="dxa"/>
+            <w:tcW w:w="4397" w:type="dxa"/>
             <w:shd w:val="clear" w:color="auto" w:fill="0F4761"/>
             <w:vAlign w:val="center"/>
           </w:tcPr>
@@ -10100,7 +10292,7 @@
         </w:tc>
         <w:tc>
           <w:tcPr>
-            <w:tcW w:w="933" w:type="dxa"/>
+            <w:tcW w:w="881" w:type="dxa"/>
             <w:shd w:val="clear" w:color="auto" w:fill="0F4761"/>
             <w:vAlign w:val="center"/>
           </w:tcPr>
@@ -10119,7 +10311,7 @@
         </w:tc>
         <w:tc>
           <w:tcPr>
-            <w:tcW w:w="2504" w:type="dxa"/>
+            <w:tcW w:w="2868" w:type="dxa"/>
             <w:shd w:val="clear" w:color="auto" w:fill="0F4761"/>
             <w:vAlign w:val="center"/>
           </w:tcPr>
@@ -10143,7 +10335,7 @@
         </w:trPr>
         <w:tc>
           <w:tcPr>
-            <w:tcW w:w="933" w:type="dxa"/>
+            <w:tcW w:w="881" w:type="dxa"/>
             <w:noWrap/>
             <w:vAlign w:val="top"/>
           </w:tcPr>
@@ -10159,7 +10351,7 @@
         </w:tc>
         <w:tc>
           <w:tcPr>
-            <w:tcW w:w="4657" w:type="dxa"/>
+            <w:tcW w:w="4397" w:type="dxa"/>
             <w:vAlign w:val="top"/>
           </w:tcPr>
           <w:p>
@@ -10174,7 +10366,7 @@
         </w:tc>
         <w:tc>
           <w:tcPr>
-            <w:tcW w:w="933" w:type="dxa"/>
+            <w:tcW w:w="881" w:type="dxa"/>
             <w:vAlign w:val="top"/>
           </w:tcPr>
           <w:p>
@@ -10189,7 +10381,7 @@
         </w:tc>
         <w:tc>
           <w:tcPr>
-            <w:tcW w:w="2504" w:type="dxa"/>
+            <w:tcW w:w="2868" w:type="dxa"/>
             <w:vAlign w:val="top"/>
           </w:tcPr>
           <w:p>
@@ -10209,7 +10401,7 @@
         </w:trPr>
         <w:tc>
           <w:tcPr>
-            <w:tcW w:w="933" w:type="dxa"/>
+            <w:tcW w:w="881" w:type="dxa"/>
             <w:shd w:val="clear" w:color="auto" w:fill="F4F7FB"/>
             <w:noWrap/>
             <w:vAlign w:val="top"/>
@@ -10226,7 +10418,7 @@
         </w:tc>
         <w:tc>
           <w:tcPr>
-            <w:tcW w:w="4657" w:type="dxa"/>
+            <w:tcW w:w="4397" w:type="dxa"/>
             <w:shd w:val="clear" w:color="auto" w:fill="F4F7FB"/>
             <w:vAlign w:val="top"/>
           </w:tcPr>
@@ -10242,7 +10434,7 @@
         </w:tc>
         <w:tc>
           <w:tcPr>
-            <w:tcW w:w="933" w:type="dxa"/>
+            <w:tcW w:w="881" w:type="dxa"/>
             <w:shd w:val="clear" w:color="auto" w:fill="F4F7FB"/>
             <w:vAlign w:val="top"/>
           </w:tcPr>
@@ -10258,7 +10450,7 @@
         </w:tc>
         <w:tc>
           <w:tcPr>
-            <w:tcW w:w="2504" w:type="dxa"/>
+            <w:tcW w:w="2868" w:type="dxa"/>
             <w:shd w:val="clear" w:color="auto" w:fill="F4F7FB"/>
             <w:vAlign w:val="top"/>
           </w:tcPr>
@@ -10279,7 +10471,7 @@
         </w:trPr>
         <w:tc>
           <w:tcPr>
-            <w:tcW w:w="933" w:type="dxa"/>
+            <w:tcW w:w="881" w:type="dxa"/>
             <w:noWrap/>
             <w:vAlign w:val="top"/>
           </w:tcPr>
@@ -10295,7 +10487,7 @@
         </w:tc>
         <w:tc>
           <w:tcPr>
-            <w:tcW w:w="4657" w:type="dxa"/>
+            <w:tcW w:w="4397" w:type="dxa"/>
             <w:vAlign w:val="top"/>
           </w:tcPr>
           <w:p>
@@ -10310,7 +10502,7 @@
         </w:tc>
         <w:tc>
           <w:tcPr>
-            <w:tcW w:w="933" w:type="dxa"/>
+            <w:tcW w:w="881" w:type="dxa"/>
             <w:vAlign w:val="top"/>
           </w:tcPr>
           <w:p>
@@ -10325,7 +10517,7 @@
         </w:tc>
         <w:tc>
           <w:tcPr>
-            <w:tcW w:w="2504" w:type="dxa"/>
+            <w:tcW w:w="2868" w:type="dxa"/>
             <w:vAlign w:val="top"/>
           </w:tcPr>
           <w:p>
@@ -10345,7 +10537,7 @@
         </w:trPr>
         <w:tc>
           <w:tcPr>
-            <w:tcW w:w="933" w:type="dxa"/>
+            <w:tcW w:w="881" w:type="dxa"/>
             <w:shd w:val="clear" w:color="auto" w:fill="F4F7FB"/>
             <w:noWrap/>
             <w:vAlign w:val="top"/>
@@ -10362,7 +10554,7 @@
         </w:tc>
         <w:tc>
           <w:tcPr>
-            <w:tcW w:w="4657" w:type="dxa"/>
+            <w:tcW w:w="4397" w:type="dxa"/>
             <w:shd w:val="clear" w:color="auto" w:fill="F4F7FB"/>
             <w:vAlign w:val="top"/>
           </w:tcPr>
@@ -10378,7 +10570,7 @@
         </w:tc>
         <w:tc>
           <w:tcPr>
-            <w:tcW w:w="933" w:type="dxa"/>
+            <w:tcW w:w="881" w:type="dxa"/>
             <w:shd w:val="clear" w:color="auto" w:fill="F4F7FB"/>
             <w:vAlign w:val="top"/>
           </w:tcPr>
@@ -10394,7 +10586,7 @@
         </w:tc>
         <w:tc>
           <w:tcPr>
-            <w:tcW w:w="2504" w:type="dxa"/>
+            <w:tcW w:w="2868" w:type="dxa"/>
             <w:shd w:val="clear" w:color="auto" w:fill="F4F7FB"/>
             <w:vAlign w:val="top"/>
           </w:tcPr>
@@ -10415,7 +10607,7 @@
         </w:trPr>
         <w:tc>
           <w:tcPr>
-            <w:tcW w:w="933" w:type="dxa"/>
+            <w:tcW w:w="881" w:type="dxa"/>
             <w:noWrap/>
             <w:vAlign w:val="top"/>
           </w:tcPr>
@@ -10431,7 +10623,7 @@
         </w:tc>
         <w:tc>
           <w:tcPr>
-            <w:tcW w:w="4657" w:type="dxa"/>
+            <w:tcW w:w="4397" w:type="dxa"/>
             <w:vAlign w:val="top"/>
           </w:tcPr>
           <w:p>
@@ -10446,7 +10638,7 @@
         </w:tc>
         <w:tc>
           <w:tcPr>
-            <w:tcW w:w="933" w:type="dxa"/>
+            <w:tcW w:w="881" w:type="dxa"/>
             <w:vAlign w:val="top"/>
           </w:tcPr>
           <w:p>
@@ -10461,7 +10653,7 @@
         </w:tc>
         <w:tc>
           <w:tcPr>
-            <w:tcW w:w="2504" w:type="dxa"/>
+            <w:tcW w:w="2868" w:type="dxa"/>
             <w:vAlign w:val="top"/>
           </w:tcPr>
           <w:p>
@@ -10481,7 +10673,7 @@
         </w:trPr>
         <w:tc>
           <w:tcPr>
-            <w:tcW w:w="933" w:type="dxa"/>
+            <w:tcW w:w="881" w:type="dxa"/>
             <w:shd w:val="clear" w:color="auto" w:fill="F4F7FB"/>
             <w:noWrap/>
             <w:vAlign w:val="top"/>
@@ -10498,7 +10690,7 @@
         </w:tc>
         <w:tc>
           <w:tcPr>
-            <w:tcW w:w="4657" w:type="dxa"/>
+            <w:tcW w:w="4397" w:type="dxa"/>
             <w:shd w:val="clear" w:color="auto" w:fill="F4F7FB"/>
             <w:vAlign w:val="top"/>
           </w:tcPr>
@@ -10514,7 +10706,7 @@
         </w:tc>
         <w:tc>
           <w:tcPr>
-            <w:tcW w:w="933" w:type="dxa"/>
+            <w:tcW w:w="881" w:type="dxa"/>
             <w:shd w:val="clear" w:color="auto" w:fill="F4F7FB"/>
             <w:vAlign w:val="top"/>
           </w:tcPr>
@@ -10530,7 +10722,7 @@
         </w:tc>
         <w:tc>
           <w:tcPr>
-            <w:tcW w:w="2504" w:type="dxa"/>
+            <w:tcW w:w="2868" w:type="dxa"/>
             <w:shd w:val="clear" w:color="auto" w:fill="F4F7FB"/>
             <w:vAlign w:val="top"/>
           </w:tcPr>
@@ -10551,7 +10743,7 @@
         </w:trPr>
         <w:tc>
           <w:tcPr>
-            <w:tcW w:w="933" w:type="dxa"/>
+            <w:tcW w:w="881" w:type="dxa"/>
             <w:noWrap/>
             <w:vAlign w:val="top"/>
           </w:tcPr>
@@ -10567,7 +10759,7 @@
         </w:tc>
         <w:tc>
           <w:tcPr>
-            <w:tcW w:w="4657" w:type="dxa"/>
+            <w:tcW w:w="4397" w:type="dxa"/>
             <w:vAlign w:val="top"/>
           </w:tcPr>
           <w:p>
@@ -10582,7 +10774,7 @@
         </w:tc>
         <w:tc>
           <w:tcPr>
-            <w:tcW w:w="933" w:type="dxa"/>
+            <w:tcW w:w="881" w:type="dxa"/>
             <w:vAlign w:val="top"/>
           </w:tcPr>
           <w:p>
@@ -10597,7 +10789,7 @@
         </w:tc>
         <w:tc>
           <w:tcPr>
-            <w:tcW w:w="2504" w:type="dxa"/>
+            <w:tcW w:w="2868" w:type="dxa"/>
             <w:vAlign w:val="top"/>
           </w:tcPr>
           <w:p>
@@ -10606,7 +10798,7 @@
               <w:jc w:val="left"/>
             </w:pPr>
             <w:r>
-              <w:t xml:space="preserve">US-036 to US-042</w:t>
+              <w:t xml:space="preserve">US-036 to US-042, US-079</w:t>
             </w:r>
           </w:p>
         </w:tc>
@@ -10617,7 +10809,7 @@
         </w:trPr>
         <w:tc>
           <w:tcPr>
-            <w:tcW w:w="933" w:type="dxa"/>
+            <w:tcW w:w="881" w:type="dxa"/>
             <w:shd w:val="clear" w:color="auto" w:fill="F4F7FB"/>
             <w:noWrap/>
             <w:vAlign w:val="top"/>
@@ -10634,7 +10826,7 @@
         </w:tc>
         <w:tc>
           <w:tcPr>
-            <w:tcW w:w="4657" w:type="dxa"/>
+            <w:tcW w:w="4397" w:type="dxa"/>
             <w:shd w:val="clear" w:color="auto" w:fill="F4F7FB"/>
             <w:vAlign w:val="top"/>
           </w:tcPr>
@@ -10650,7 +10842,7 @@
         </w:tc>
         <w:tc>
           <w:tcPr>
-            <w:tcW w:w="933" w:type="dxa"/>
+            <w:tcW w:w="881" w:type="dxa"/>
             <w:shd w:val="clear" w:color="auto" w:fill="F4F7FB"/>
             <w:vAlign w:val="top"/>
           </w:tcPr>
@@ -10666,7 +10858,7 @@
         </w:tc>
         <w:tc>
           <w:tcPr>
-            <w:tcW w:w="2504" w:type="dxa"/>
+            <w:tcW w:w="2868" w:type="dxa"/>
             <w:shd w:val="clear" w:color="auto" w:fill="F4F7FB"/>
             <w:vAlign w:val="top"/>
           </w:tcPr>
@@ -10687,7 +10879,7 @@
         </w:trPr>
         <w:tc>
           <w:tcPr>
-            <w:tcW w:w="933" w:type="dxa"/>
+            <w:tcW w:w="881" w:type="dxa"/>
             <w:noWrap/>
             <w:vAlign w:val="top"/>
           </w:tcPr>
@@ -10703,7 +10895,7 @@
         </w:tc>
         <w:tc>
           <w:tcPr>
-            <w:tcW w:w="4657" w:type="dxa"/>
+            <w:tcW w:w="4397" w:type="dxa"/>
             <w:vAlign w:val="top"/>
           </w:tcPr>
           <w:p>
@@ -10718,7 +10910,7 @@
         </w:tc>
         <w:tc>
           <w:tcPr>
-            <w:tcW w:w="933" w:type="dxa"/>
+            <w:tcW w:w="881" w:type="dxa"/>
             <w:vAlign w:val="top"/>
           </w:tcPr>
           <w:p>
@@ -10733,7 +10925,7 @@
         </w:tc>
         <w:tc>
           <w:tcPr>
-            <w:tcW w:w="2504" w:type="dxa"/>
+            <w:tcW w:w="2868" w:type="dxa"/>
             <w:vAlign w:val="top"/>
           </w:tcPr>
           <w:p>
@@ -10753,7 +10945,7 @@
         </w:trPr>
         <w:tc>
           <w:tcPr>
-            <w:tcW w:w="933" w:type="dxa"/>
+            <w:tcW w:w="881" w:type="dxa"/>
             <w:shd w:val="clear" w:color="auto" w:fill="F4F7FB"/>
             <w:noWrap/>
             <w:vAlign w:val="top"/>
@@ -10770,7 +10962,7 @@
         </w:tc>
         <w:tc>
           <w:tcPr>
-            <w:tcW w:w="4657" w:type="dxa"/>
+            <w:tcW w:w="4397" w:type="dxa"/>
             <w:shd w:val="clear" w:color="auto" w:fill="F4F7FB"/>
             <w:vAlign w:val="top"/>
           </w:tcPr>
@@ -10786,7 +10978,7 @@
         </w:tc>
         <w:tc>
           <w:tcPr>
-            <w:tcW w:w="933" w:type="dxa"/>
+            <w:tcW w:w="881" w:type="dxa"/>
             <w:shd w:val="clear" w:color="auto" w:fill="F4F7FB"/>
             <w:vAlign w:val="top"/>
           </w:tcPr>
@@ -10802,7 +10994,7 @@
         </w:tc>
         <w:tc>
           <w:tcPr>
-            <w:tcW w:w="2504" w:type="dxa"/>
+            <w:tcW w:w="2868" w:type="dxa"/>
             <w:shd w:val="clear" w:color="auto" w:fill="F4F7FB"/>
             <w:vAlign w:val="top"/>
           </w:tcPr>
@@ -10823,7 +11015,7 @@
         </w:trPr>
         <w:tc>
           <w:tcPr>
-            <w:tcW w:w="933" w:type="dxa"/>
+            <w:tcW w:w="881" w:type="dxa"/>
             <w:noWrap/>
             <w:vAlign w:val="top"/>
           </w:tcPr>
@@ -10839,7 +11031,7 @@
         </w:tc>
         <w:tc>
           <w:tcPr>
-            <w:tcW w:w="4657" w:type="dxa"/>
+            <w:tcW w:w="4397" w:type="dxa"/>
             <w:vAlign w:val="top"/>
           </w:tcPr>
           <w:p>
@@ -10854,7 +11046,7 @@
         </w:tc>
         <w:tc>
           <w:tcPr>
-            <w:tcW w:w="933" w:type="dxa"/>
+            <w:tcW w:w="881" w:type="dxa"/>
             <w:vAlign w:val="top"/>
           </w:tcPr>
           <w:p>
@@ -10869,7 +11061,7 @@
         </w:tc>
         <w:tc>
           <w:tcPr>
-            <w:tcW w:w="2504" w:type="dxa"/>
+            <w:tcW w:w="2868" w:type="dxa"/>
             <w:vAlign w:val="top"/>
           </w:tcPr>
           <w:p>
@@ -10889,7 +11081,7 @@
         </w:trPr>
         <w:tc>
           <w:tcPr>
-            <w:tcW w:w="933" w:type="dxa"/>
+            <w:tcW w:w="881" w:type="dxa"/>
             <w:shd w:val="clear" w:color="auto" w:fill="F4F7FB"/>
             <w:noWrap/>
             <w:vAlign w:val="top"/>
@@ -10906,7 +11098,7 @@
         </w:tc>
         <w:tc>
           <w:tcPr>
-            <w:tcW w:w="4657" w:type="dxa"/>
+            <w:tcW w:w="4397" w:type="dxa"/>
             <w:shd w:val="clear" w:color="auto" w:fill="F4F7FB"/>
             <w:vAlign w:val="top"/>
           </w:tcPr>
@@ -10922,7 +11114,7 @@
         </w:tc>
         <w:tc>
           <w:tcPr>
-            <w:tcW w:w="933" w:type="dxa"/>
+            <w:tcW w:w="881" w:type="dxa"/>
             <w:shd w:val="clear" w:color="auto" w:fill="F4F7FB"/>
             <w:vAlign w:val="top"/>
           </w:tcPr>
@@ -10938,7 +11130,7 @@
         </w:tc>
         <w:tc>
           <w:tcPr>
-            <w:tcW w:w="2504" w:type="dxa"/>
+            <w:tcW w:w="2868" w:type="dxa"/>
             <w:shd w:val="clear" w:color="auto" w:fill="F4F7FB"/>
             <w:vAlign w:val="top"/>
           </w:tcPr>
@@ -10948,7 +11140,7 @@
               <w:jc w:val="left"/>
             </w:pPr>
             <w:r>
-              <w:t xml:space="preserve">US-059 to US-062</w:t>
+              <w:t xml:space="preserve">US-059 to US-062, US-078</w:t>
             </w:r>
           </w:p>
         </w:tc>
@@ -10959,7 +11151,7 @@
         </w:trPr>
         <w:tc>
           <w:tcPr>
-            <w:tcW w:w="933" w:type="dxa"/>
+            <w:tcW w:w="881" w:type="dxa"/>
             <w:noWrap/>
             <w:vAlign w:val="top"/>
           </w:tcPr>
@@ -10975,7 +11167,7 @@
         </w:tc>
         <w:tc>
           <w:tcPr>
-            <w:tcW w:w="4657" w:type="dxa"/>
+            <w:tcW w:w="4397" w:type="dxa"/>
             <w:vAlign w:val="top"/>
           </w:tcPr>
           <w:p>
@@ -10990,7 +11182,7 @@
         </w:tc>
         <w:tc>
           <w:tcPr>
-            <w:tcW w:w="933" w:type="dxa"/>
+            <w:tcW w:w="881" w:type="dxa"/>
             <w:vAlign w:val="top"/>
           </w:tcPr>
           <w:p>
@@ -11005,7 +11197,7 @@
         </w:tc>
         <w:tc>
           <w:tcPr>
-            <w:tcW w:w="2504" w:type="dxa"/>
+            <w:tcW w:w="2868" w:type="dxa"/>
             <w:vAlign w:val="top"/>
           </w:tcPr>
           <w:p>
@@ -11025,7 +11217,7 @@
         </w:trPr>
         <w:tc>
           <w:tcPr>
-            <w:tcW w:w="933" w:type="dxa"/>
+            <w:tcW w:w="881" w:type="dxa"/>
             <w:shd w:val="clear" w:color="auto" w:fill="F4F7FB"/>
             <w:noWrap/>
             <w:vAlign w:val="top"/>
@@ -11042,7 +11234,7 @@
         </w:tc>
         <w:tc>
           <w:tcPr>
-            <w:tcW w:w="4657" w:type="dxa"/>
+            <w:tcW w:w="4397" w:type="dxa"/>
             <w:shd w:val="clear" w:color="auto" w:fill="F4F7FB"/>
             <w:vAlign w:val="top"/>
           </w:tcPr>
@@ -11058,7 +11250,7 @@
         </w:tc>
         <w:tc>
           <w:tcPr>
-            <w:tcW w:w="933" w:type="dxa"/>
+            <w:tcW w:w="881" w:type="dxa"/>
             <w:shd w:val="clear" w:color="auto" w:fill="F4F7FB"/>
             <w:vAlign w:val="top"/>
           </w:tcPr>
@@ -11074,7 +11266,7 @@
         </w:tc>
         <w:tc>
           <w:tcPr>
-            <w:tcW w:w="2504" w:type="dxa"/>
+            <w:tcW w:w="2868" w:type="dxa"/>
             <w:shd w:val="clear" w:color="auto" w:fill="F4F7FB"/>
             <w:vAlign w:val="top"/>
           </w:tcPr>
@@ -11095,7 +11287,7 @@
         </w:trPr>
         <w:tc>
           <w:tcPr>
-            <w:tcW w:w="933" w:type="dxa"/>
+            <w:tcW w:w="881" w:type="dxa"/>
             <w:noWrap/>
             <w:vAlign w:val="top"/>
           </w:tcPr>
@@ -11111,7 +11303,7 @@
         </w:tc>
         <w:tc>
           <w:tcPr>
-            <w:tcW w:w="4657" w:type="dxa"/>
+            <w:tcW w:w="4397" w:type="dxa"/>
             <w:vAlign w:val="top"/>
           </w:tcPr>
           <w:p>
@@ -11126,7 +11318,7 @@
         </w:tc>
         <w:tc>
           <w:tcPr>
-            <w:tcW w:w="933" w:type="dxa"/>
+            <w:tcW w:w="881" w:type="dxa"/>
             <w:vAlign w:val="top"/>
           </w:tcPr>
           <w:p>
@@ -11141,7 +11333,7 @@
         </w:tc>
         <w:tc>
           <w:tcPr>
-            <w:tcW w:w="2504" w:type="dxa"/>
+            <w:tcW w:w="2868" w:type="dxa"/>
             <w:vAlign w:val="top"/>
           </w:tcPr>
           <w:p>
@@ -11906,7 +12098,7 @@
         <w:br/>
       </w:r>
       <w:r>
-        <w:t xml:space="preserve">    | warm, app push enabled, 20 days                | One-tap renew link (app / Zalo) |</w:t>
+        <w:t xml:space="preserve">    | warm, app push enabled, 20 days                | Renewal link (app / Zalo)       |</w:t>
       </w:r>
       <w:r>
         <w:br/>
@@ -12775,7 +12967,7 @@
         <w:pStyle w:val="FirstParagraph"/>
       </w:pPr>
       <w:r>
-        <w:t xml:space="preserve">As a customer (PC-2) topping up my VETC wallet, I want a renewal prompt at that moment, so that I can pay in one tap. Requirement FR-026. Priority S.</w:t>
+        <w:t xml:space="preserve">As a customer (PC-2) topping up my VETC wallet, I want a renewal prompt at that moment, so that I can renew and pay straight away. Requirement FR-026. Priority S.</w:t>
       </w:r>
     </w:p>
     <w:p>
@@ -13083,7 +13275,7 @@
         <w:br/>
       </w:r>
       <w:r>
-        <w:t xml:space="preserve">  And mentions one-tap renewal, the instant e-certificate and 24/7 roadside assistance</w:t>
+        <w:t xml:space="preserve">  And mentions quick renewal in the app, the instant e-certificate and roadside assistance</w:t>
       </w:r>
       <w:r>
         <w:br/>
@@ -13969,7 +14161,7 @@
       </w:pPr>
       <w:bookmarkStart w:id="59" w:name="_Toc300000055"/>
       <w:r>
-        <w:t xml:space="preserve">US-039 Renew in one tap with my VETC wallet</w:t>
+        <w:t xml:space="preserve">US-039 Renew in the app with my VETC wallet</w:t>
       </w:r>
       <w:bookmarkEnd w:id="59"/>
     </w:p>
@@ -14227,6 +14419,176 @@
       </w:r>
       <w:r>
         <w:t xml:space="preserve">  Then any issued lines are cancelled, the payment is refunded in full, the order shows "issuance failed, refunded" and the failure is audited</w:t>
+      </w:r>
+    </w:p>
+    <w:p>
+      <w:pPr>
+        <w:pStyle w:val="Heading2"/>
+      </w:pPr>
+      <w:bookmarkStart w:id="63" w:name="_Toc300000059"/>
+      <w:r>
+        <w:t xml:space="preserve">US-079 Renew in three steps when nothing has changed</w:t>
+      </w:r>
+      <w:bookmarkEnd w:id="63"/>
+    </w:p>
+    <w:p>
+      <w:pPr>
+        <w:pStyle w:val="FirstParagraph"/>
+      </w:pPr>
+      <w:r>
+        <w:t xml:space="preserve">As a customer renewing my TASCO cover (PC-1), I want to renew without going through the whole purchase again, so that renewal takes less than a minute. Requirements FR-119, FR-116, FR-077, FR-047. Priority S.</w:t>
+      </w:r>
+    </w:p>
+    <w:p>
+      <w:pPr>
+        <w:pStyle w:val="CodeBlock"/>
+      </w:pPr>
+      <w:r>
+        <w:t xml:space="preserve">Scenario: Quick renewal is offered</w:t>
+      </w:r>
+      <w:r>
+        <w:br/>
+      </w:r>
+      <w:r>
+        <w:t xml:space="preserve">  Given my TASCO TNDS policy is due for renewal and has no physical damage cover</w:t>
+      </w:r>
+      <w:r>
+        <w:br/>
+      </w:r>
+      <w:r>
+        <w:t xml:space="preserve">  And I confirmed my vehicle use and seats within the last 365 days</w:t>
+      </w:r>
+      <w:r>
+        <w:br/>
+      </w:r>
+      <w:r>
+        <w:t xml:space="preserve">  And my VETC wallet balance covers the premium</w:t>
+      </w:r>
+      <w:r>
+        <w:br/>
+      </w:r>
+      <w:r>
+        <w:t xml:space="preserve">  When I open Home</w:t>
+      </w:r>
+      <w:r>
+        <w:br/>
+      </w:r>
+      <w:r>
+        <w:t xml:space="preserve">  Then I see "Gia hạn nhanh", and "Tùy chỉnh gói bảo hiểm" for the full flow</w:t>
+      </w:r>
+      <w:r>
+        <w:br/>
+      </w:r>
+      <w:r>
+        <w:br/>
+      </w:r>
+      <w:r>
+        <w:t xml:space="preserve">Scenario: Renew in three steps</w:t>
+      </w:r>
+      <w:r>
+        <w:br/>
+      </w:r>
+      <w:r>
+        <w:t xml:space="preserve">  When I tap "Gia hạn nhanh", tick the declaration and tap "Xác nhận thanh toán"</w:t>
+      </w:r>
+      <w:r>
+        <w:br/>
+      </w:r>
+      <w:r>
+        <w:t xml:space="preserve">  Then my wallet is debited once and a TNDS policy is issued for the same term as my current one</w:t>
+      </w:r>
+      <w:r>
+        <w:br/>
+      </w:r>
+      <w:r>
+        <w:t xml:space="preserve">  And Home no longer offers quick renewal because the vehicle is renewed</w:t>
+      </w:r>
+      <w:r>
+        <w:br/>
+      </w:r>
+      <w:r>
+        <w:br/>
+      </w:r>
+      <w:r>
+        <w:t xml:space="preserve">Scenario: Vehicle details not confirmed</w:t>
+      </w:r>
+      <w:r>
+        <w:br/>
+      </w:r>
+      <w:r>
+        <w:t xml:space="preserve">  Given I have not confirmed my vehicle use and seats</w:t>
+      </w:r>
+      <w:r>
+        <w:br/>
+      </w:r>
+      <w:r>
+        <w:t xml:space="preserve">  When I open Home</w:t>
+      </w:r>
+      <w:r>
+        <w:br/>
+      </w:r>
+      <w:r>
+        <w:t xml:space="preserve">  Then quick renewal is not offered and the reason "Cần xác nhận thông tin xe" is shown</w:t>
+      </w:r>
+      <w:r>
+        <w:br/>
+      </w:r>
+      <w:r>
+        <w:t xml:space="preserve">  And the full renewal flow is still available</w:t>
+      </w:r>
+      <w:r>
+        <w:br/>
+      </w:r>
+      <w:r>
+        <w:br/>
+      </w:r>
+      <w:r>
+        <w:t xml:space="preserve">Scenario: The server decides the cover</w:t>
+      </w:r>
+      <w:r>
+        <w:br/>
+      </w:r>
+      <w:r>
+        <w:t xml:space="preserve">  Given I qualify for quick renewal</w:t>
+      </w:r>
+      <w:r>
+        <w:br/>
+      </w:r>
+      <w:r>
+        <w:t xml:space="preserve">  When the app asks for a quick quote with physical damage cover added</w:t>
+      </w:r>
+      <w:r>
+        <w:br/>
+      </w:r>
+      <w:r>
+        <w:t xml:space="preserve">  Then the quote contains TNDS only</w:t>
+      </w:r>
+      <w:r>
+        <w:br/>
+      </w:r>
+      <w:r>
+        <w:br/>
+      </w:r>
+      <w:r>
+        <w:t xml:space="preserve">Scenario: Switched off by the business</w:t>
+      </w:r>
+      <w:r>
+        <w:br/>
+      </w:r>
+      <w:r>
+        <w:t xml:space="preserve">  Given an approved rule change switches quick renewal off</w:t>
+      </w:r>
+      <w:r>
+        <w:br/>
+      </w:r>
+      <w:r>
+        <w:t xml:space="preserve">  When I open Home</w:t>
+      </w:r>
+      <w:r>
+        <w:br/>
+      </w:r>
+      <w:r>
+        <w:t xml:space="preserve">  Then quick renewal is not offered and the full flow is shown</w:t>
       </w:r>
     </w:p>
     <w:p>
@@ -14250,7 +14612,7 @@
           <w:spacing w:val="0"/>
         </w:rPr>
       </w:pPr>
-      <w:bookmarkStart w:id="63" w:name="_Toc300000059"/>
+      <w:bookmarkStart w:id="64" w:name="_Toc300000060"/>
       <w:r>
         <w:rPr>
           <w:rStyle w:val="BookTitle"/>
@@ -14261,17 +14623,17 @@
         </w:rPr>
         <w:t xml:space="preserve">EP-08 Value beyond discount and cross-sell</w:t>
       </w:r>
-      <w:bookmarkEnd w:id="63"/>
+      <w:bookmarkEnd w:id="64"/>
     </w:p>
     <w:p>
       <w:pPr>
         <w:pStyle w:val="Heading2"/>
       </w:pPr>
-      <w:bookmarkStart w:id="64" w:name="_Toc300000060"/>
+      <w:bookmarkStart w:id="65" w:name="_Toc300000061"/>
       <w:r>
         <w:t xml:space="preserve">US-043 See relevant benefits, not discounts</w:t>
       </w:r>
-      <w:bookmarkEnd w:id="64"/>
+      <w:bookmarkEnd w:id="65"/>
     </w:p>
     <w:p>
       <w:pPr>
@@ -14332,11 +14694,11 @@
       <w:pPr>
         <w:pStyle w:val="Heading2"/>
       </w:pPr>
-      <w:bookmarkStart w:id="65" w:name="_Toc300000061"/>
+      <w:bookmarkStart w:id="66" w:name="_Toc300000062"/>
       <w:r>
         <w:t xml:space="preserve">US-044 Protect my passengers in the same checkout</w:t>
       </w:r>
-      <w:bookmarkEnd w:id="65"/>
+      <w:bookmarkEnd w:id="66"/>
     </w:p>
     <w:p>
       <w:pPr>
@@ -14376,11 +14738,11 @@
       <w:pPr>
         <w:pStyle w:val="Heading2"/>
       </w:pPr>
-      <w:bookmarkStart w:id="66" w:name="_Toc300000062"/>
+      <w:bookmarkStart w:id="67" w:name="_Toc300000063"/>
       <w:r>
         <w:t xml:space="preserve">US-045 Quote physical damage cover</w:t>
       </w:r>
-      <w:bookmarkEnd w:id="66"/>
+      <w:bookmarkEnd w:id="67"/>
     </w:p>
     <w:p>
       <w:pPr>
@@ -14447,11 +14809,11 @@
       <w:pPr>
         <w:pStyle w:val="Heading2"/>
       </w:pPr>
-      <w:bookmarkStart w:id="67" w:name="_Toc300000063"/>
+      <w:bookmarkStart w:id="68" w:name="_Toc300000064"/>
       <w:r>
         <w:t xml:space="preserve">US-046 Offer the upgrade after purchase</w:t>
       </w:r>
-      <w:bookmarkEnd w:id="67"/>
+      <w:bookmarkEnd w:id="68"/>
     </w:p>
     <w:p>
       <w:pPr>
@@ -14512,11 +14874,11 @@
       <w:pPr>
         <w:pStyle w:val="Heading2"/>
       </w:pPr>
-      <w:bookmarkStart w:id="68" w:name="_Toc300000064"/>
+      <w:bookmarkStart w:id="69" w:name="_Toc300000065"/>
       <w:r>
         <w:t xml:space="preserve">US-047 Offer loyalty and referral only when lawful</w:t>
       </w:r>
-      <w:bookmarkEnd w:id="68"/>
+      <w:bookmarkEnd w:id="69"/>
     </w:p>
     <w:p>
       <w:pPr>
@@ -14562,11 +14924,11 @@
       <w:pPr>
         <w:pStyle w:val="Heading2"/>
       </w:pPr>
-      <w:bookmarkStart w:id="69" w:name="_Toc300000065"/>
+      <w:bookmarkStart w:id="70" w:name="_Toc300000066"/>
       <w:r>
         <w:t xml:space="preserve">US-048 Never lapse with auto-renew (roadmap)</w:t>
       </w:r>
-      <w:bookmarkEnd w:id="69"/>
+      <w:bookmarkEnd w:id="70"/>
     </w:p>
     <w:p>
       <w:pPr>
@@ -14643,7 +15005,7 @@
           <w:spacing w:val="0"/>
         </w:rPr>
       </w:pPr>
-      <w:bookmarkStart w:id="70" w:name="_Toc300000066"/>
+      <w:bookmarkStart w:id="71" w:name="_Toc300000067"/>
       <w:r>
         <w:rPr>
           <w:rStyle w:val="BookTitle"/>
@@ -14654,17 +15016,17 @@
         </w:rPr>
         <w:t xml:space="preserve">EP-09 Partner channel</w:t>
       </w:r>
-      <w:bookmarkEnd w:id="70"/>
+      <w:bookmarkEnd w:id="71"/>
     </w:p>
     <w:p>
       <w:pPr>
         <w:pStyle w:val="Heading2"/>
       </w:pPr>
-      <w:bookmarkStart w:id="71" w:name="_Toc300000067"/>
+      <w:bookmarkStart w:id="72" w:name="_Toc300000068"/>
       <w:r>
         <w:t xml:space="preserve">US-049 Onboard a partner</w:t>
       </w:r>
-      <w:bookmarkEnd w:id="71"/>
+      <w:bookmarkEnd w:id="72"/>
     </w:p>
     <w:p>
       <w:pPr>
@@ -14710,11 +15072,11 @@
       <w:pPr>
         <w:pStyle w:val="Heading2"/>
       </w:pPr>
-      <w:bookmarkStart w:id="72" w:name="_Toc300000068"/>
+      <w:bookmarkStart w:id="73" w:name="_Toc300000069"/>
       <w:r>
         <w:t xml:space="preserve">US-050 Quote a brand-new car at the showroom</w:t>
       </w:r>
-      <w:bookmarkEnd w:id="72"/>
+      <w:bookmarkEnd w:id="73"/>
     </w:p>
     <w:p>
       <w:pPr>
@@ -14781,11 +15143,11 @@
       <w:pPr>
         <w:pStyle w:val="Heading2"/>
       </w:pPr>
-      <w:bookmarkStart w:id="73" w:name="_Toc300000069"/>
+      <w:bookmarkStart w:id="74" w:name="_Toc300000070"/>
       <w:r>
         <w:t xml:space="preserve">US-051 Bind safely</w:t>
       </w:r>
-      <w:bookmarkEnd w:id="73"/>
+      <w:bookmarkEnd w:id="74"/>
     </w:p>
     <w:p>
       <w:pPr>
@@ -14846,11 +15208,11 @@
       <w:pPr>
         <w:pStyle w:val="Heading2"/>
       </w:pPr>
-      <w:bookmarkStart w:id="74" w:name="_Toc300000070"/>
+      <w:bookmarkStart w:id="75" w:name="_Toc300000071"/>
       <w:r>
         <w:t xml:space="preserve">US-052 See transparent commission</w:t>
       </w:r>
-      <w:bookmarkEnd w:id="74"/>
+      <w:bookmarkEnd w:id="75"/>
     </w:p>
     <w:p>
       <w:pPr>
@@ -14911,11 +15273,11 @@
       <w:pPr>
         <w:pStyle w:val="Heading2"/>
       </w:pPr>
-      <w:bookmarkStart w:id="75" w:name="_Toc300000071"/>
+      <w:bookmarkStart w:id="76" w:name="_Toc300000072"/>
       <w:r>
         <w:t xml:space="preserve">US-053 Suspend a partner</w:t>
       </w:r>
-      <w:bookmarkEnd w:id="75"/>
+      <w:bookmarkEnd w:id="76"/>
     </w:p>
     <w:p>
       <w:pPr>
@@ -14966,7 +15328,7 @@
           <w:spacing w:val="0"/>
         </w:rPr>
       </w:pPr>
-      <w:bookmarkStart w:id="76" w:name="_Toc300000072"/>
+      <w:bookmarkStart w:id="77" w:name="_Toc300000073"/>
       <w:r>
         <w:rPr>
           <w:rStyle w:val="BookTitle"/>
@@ -14977,17 +15339,17 @@
         </w:rPr>
         <w:t xml:space="preserve">EP-10 Fleet and B2B</w:t>
       </w:r>
-      <w:bookmarkEnd w:id="76"/>
+      <w:bookmarkEnd w:id="77"/>
     </w:p>
     <w:p>
       <w:pPr>
         <w:pStyle w:val="Heading2"/>
       </w:pPr>
-      <w:bookmarkStart w:id="77" w:name="_Toc300000073"/>
+      <w:bookmarkStart w:id="78" w:name="_Toc300000074"/>
       <w:r>
         <w:t xml:space="preserve">US-054 Route company vehicles to account management</w:t>
       </w:r>
-      <w:bookmarkEnd w:id="77"/>
+      <w:bookmarkEnd w:id="78"/>
     </w:p>
     <w:p>
       <w:pPr>
@@ -15042,11 +15404,11 @@
       <w:pPr>
         <w:pStyle w:val="Heading2"/>
       </w:pPr>
-      <w:bookmarkStart w:id="78" w:name="_Toc300000074"/>
+      <w:bookmarkStart w:id="79" w:name="_Toc300000075"/>
       <w:r>
         <w:t xml:space="preserve">US-055 Fleet renewal dashboard (roadmap)</w:t>
       </w:r>
-      <w:bookmarkEnd w:id="78"/>
+      <w:bookmarkEnd w:id="79"/>
     </w:p>
     <w:p>
       <w:pPr>
@@ -15117,7 +15479,7 @@
           <w:spacing w:val="0"/>
         </w:rPr>
       </w:pPr>
-      <w:bookmarkStart w:id="79" w:name="_Toc300000075"/>
+      <w:bookmarkStart w:id="80" w:name="_Toc300000076"/>
       <w:r>
         <w:rPr>
           <w:rStyle w:val="BookTitle"/>
@@ -15128,17 +15490,17 @@
         </w:rPr>
         <w:t xml:space="preserve">EP-11 Claims first notice</w:t>
       </w:r>
-      <w:bookmarkEnd w:id="79"/>
+      <w:bookmarkEnd w:id="80"/>
     </w:p>
     <w:p>
       <w:pPr>
         <w:pStyle w:val="Heading2"/>
       </w:pPr>
-      <w:bookmarkStart w:id="80" w:name="_Toc300000076"/>
+      <w:bookmarkStart w:id="81" w:name="_Toc300000077"/>
       <w:r>
         <w:t xml:space="preserve">US-056 Report an accident from the app</w:t>
       </w:r>
-      <w:bookmarkEnd w:id="80"/>
+      <w:bookmarkEnd w:id="81"/>
     </w:p>
     <w:p>
       <w:pPr>
@@ -15226,11 +15588,11 @@
       <w:pPr>
         <w:pStyle w:val="Heading2"/>
       </w:pPr>
-      <w:bookmarkStart w:id="81" w:name="_Toc300000077"/>
+      <w:bookmarkStart w:id="82" w:name="_Toc300000078"/>
       <w:r>
         <w:t xml:space="preserve">US-057 Progress a claim</w:t>
       </w:r>
-      <w:bookmarkEnd w:id="81"/>
+      <w:bookmarkEnd w:id="82"/>
     </w:p>
     <w:p>
       <w:pPr>
@@ -15291,11 +15653,11 @@
       <w:pPr>
         <w:pStyle w:val="Heading2"/>
       </w:pPr>
-      <w:bookmarkStart w:id="82" w:name="_Toc300000078"/>
+      <w:bookmarkStart w:id="83" w:name="_Toc300000079"/>
       <w:r>
         <w:t xml:space="preserve">US-058 Track my claim</w:t>
       </w:r>
-      <w:bookmarkEnd w:id="82"/>
+      <w:bookmarkEnd w:id="83"/>
     </w:p>
     <w:p>
       <w:pPr>
@@ -15346,7 +15708,7 @@
           <w:spacing w:val="0"/>
         </w:rPr>
       </w:pPr>
-      <w:bookmarkStart w:id="83" w:name="_Toc300000079"/>
+      <w:bookmarkStart w:id="84" w:name="_Toc300000080"/>
       <w:r>
         <w:rPr>
           <w:rStyle w:val="BookTitle"/>
@@ -15357,17 +15719,17 @@
         </w:rPr>
         <w:t xml:space="preserve">EP-12 Privacy and consent</w:t>
       </w:r>
-      <w:bookmarkEnd w:id="83"/>
+      <w:bookmarkEnd w:id="84"/>
     </w:p>
     <w:p>
       <w:pPr>
         <w:pStyle w:val="Heading2"/>
       </w:pPr>
-      <w:bookmarkStart w:id="84" w:name="_Toc300000080"/>
+      <w:bookmarkStart w:id="85" w:name="_Toc300000081"/>
       <w:r>
         <w:t xml:space="preserve">US-059 Control how VETC contacts me</w:t>
       </w:r>
-      <w:bookmarkEnd w:id="84"/>
+      <w:bookmarkEnd w:id="85"/>
     </w:p>
     <w:p>
       <w:pPr>
@@ -15407,11 +15769,11 @@
       <w:pPr>
         <w:pStyle w:val="Heading2"/>
       </w:pPr>
-      <w:bookmarkStart w:id="85" w:name="_Toc300000081"/>
+      <w:bookmarkStart w:id="86" w:name="_Toc300000082"/>
       <w:r>
         <w:t xml:space="preserve">US-060 Download my data</w:t>
       </w:r>
-      <w:bookmarkEnd w:id="85"/>
+      <w:bookmarkEnd w:id="86"/>
     </w:p>
     <w:p>
       <w:pPr>
@@ -15451,11 +15813,11 @@
       <w:pPr>
         <w:pStyle w:val="Heading2"/>
       </w:pPr>
-      <w:bookmarkStart w:id="86" w:name="_Toc300000082"/>
+      <w:bookmarkStart w:id="87" w:name="_Toc300000083"/>
       <w:r>
         <w:t xml:space="preserve">US-061 Erase personal data lawfully</w:t>
       </w:r>
-      <w:bookmarkEnd w:id="86"/>
+      <w:bookmarkEnd w:id="87"/>
     </w:p>
     <w:p>
       <w:pPr>
@@ -15528,11 +15890,11 @@
       <w:pPr>
         <w:pStyle w:val="Heading2"/>
       </w:pPr>
-      <w:bookmarkStart w:id="87" w:name="_Toc300000083"/>
+      <w:bookmarkStart w:id="88" w:name="_Toc300000084"/>
       <w:r>
         <w:t xml:space="preserve">US-062 See only what my role needs</w:t>
       </w:r>
-      <w:bookmarkEnd w:id="87"/>
+      <w:bookmarkEnd w:id="88"/>
     </w:p>
     <w:p>
       <w:pPr>
@@ -15572,6 +15934,227 @@
       </w:r>
       <w:r>
         <w:t xml:space="preserve">  And the view is audited as "personal data not visible"</w:t>
+      </w:r>
+    </w:p>
+    <w:p>
+      <w:pPr>
+        <w:pStyle w:val="Heading2"/>
+      </w:pPr>
+      <w:bookmarkStart w:id="89" w:name="_Toc300000085"/>
+      <w:r>
+        <w:t xml:space="preserve">US-078 Answer a data request on time</w:t>
+      </w:r>
+      <w:bookmarkEnd w:id="89"/>
+    </w:p>
+    <w:p>
+      <w:pPr>
+        <w:pStyle w:val="FirstParagraph"/>
+      </w:pPr>
+      <w:r>
+        <w:t xml:space="preserve">As a compliance officer (PS-05), I want every request to see or erase personal data logged with a due time, so that TASCO can show that each request was answered lawfully and on time. Requirements FR-118, FR-079, FR-080, FR-097. Priority M.</w:t>
+      </w:r>
+    </w:p>
+    <w:p>
+      <w:pPr>
+        <w:pStyle w:val="CodeBlock"/>
+      </w:pPr>
+      <w:r>
+        <w:t xml:space="preserve">Scenario: Log a request with its due time</w:t>
+      </w:r>
+      <w:r>
+        <w:br/>
+      </w:r>
+      <w:r>
+        <w:t xml:space="preserve">  Given a customer phones the hotline at 09:00 on 08/10/2026 and asks for a copy of their data</w:t>
+      </w:r>
+      <w:r>
+        <w:br/>
+      </w:r>
+      <w:r>
+        <w:t xml:space="preserve">  When I log an access request for plate "30A-123.45" on channel "Hotline"</w:t>
+      </w:r>
+      <w:r>
+        <w:br/>
+      </w:r>
+      <w:r>
+        <w:t xml:space="preserve">  Then the request is "Received" and due at 09:00 on 11/10/2026, 72 hours later</w:t>
+      </w:r>
+      <w:r>
+        <w:br/>
+      </w:r>
+      <w:r>
+        <w:t xml:space="preserve">  And the register shows the masked name and the plate only</w:t>
+      </w:r>
+      <w:r>
+        <w:br/>
+      </w:r>
+      <w:r>
+        <w:t xml:space="preserve">  And the request is audited</w:t>
+      </w:r>
+      <w:r>
+        <w:br/>
+      </w:r>
+      <w:r>
+        <w:br/>
+      </w:r>
+      <w:r>
+        <w:t xml:space="preserve">Scenario: Identity is verified before data leaves TASCO</w:t>
+      </w:r>
+      <w:r>
+        <w:br/>
+      </w:r>
+      <w:r>
+        <w:t xml:space="preserve">  Given an open access request whose requester's identity is not yet verified</w:t>
+      </w:r>
+      <w:r>
+        <w:br/>
+      </w:r>
+      <w:r>
+        <w:t xml:space="preserve">  When I try to export the data</w:t>
+      </w:r>
+      <w:r>
+        <w:br/>
+      </w:r>
+      <w:r>
+        <w:t xml:space="preserve">  Then the export is refused until I record that identity was verified</w:t>
+      </w:r>
+      <w:r>
+        <w:br/>
+      </w:r>
+      <w:r>
+        <w:t xml:space="preserve">  When I record the verification and export</w:t>
+      </w:r>
+      <w:r>
+        <w:br/>
+      </w:r>
+      <w:r>
+        <w:t xml:space="preserve">  Then a file named "TASCO-data-30A-123.45-2026-10-08.json" is downloaded and the request is "Completed"</w:t>
+      </w:r>
+      <w:r>
+        <w:br/>
+      </w:r>
+      <w:r>
+        <w:t xml:space="preserve">  And its timeline shows received, in progress, identity verified and completed</w:t>
+      </w:r>
+      <w:r>
+        <w:br/>
+      </w:r>
+      <w:r>
+        <w:br/>
+      </w:r>
+      <w:r>
+        <w:t xml:space="preserve">Scenario: Erasure while a policy is in force</w:t>
+      </w:r>
+      <w:r>
+        <w:br/>
+      </w:r>
+      <w:r>
+        <w:t xml:space="preserve">  Given an erasure request with identity verified from a customer whose policy is in force until 31/12/2026</w:t>
+      </w:r>
+      <w:r>
+        <w:br/>
+      </w:r>
+      <w:r>
+        <w:t xml:space="preserve">  When I give a reason, type the plate and erase</w:t>
+      </w:r>
+      <w:r>
+        <w:br/>
+      </w:r>
+      <w:r>
+        <w:t xml:space="preserve">  Then nothing is erased and the request is "Refused" with a reason that starts "Hợp đồng bảo hiểm còn hiệu lực đến 31/12/2026"</w:t>
+      </w:r>
+      <w:r>
+        <w:br/>
+      </w:r>
+      <w:r>
+        <w:br/>
+      </w:r>
+      <w:r>
+        <w:t xml:space="preserve">Scenario: Erasure needs a reason and the plate</w:t>
+      </w:r>
+      <w:r>
+        <w:br/>
+      </w:r>
+      <w:r>
+        <w:t xml:space="preserve">  Given an erasure request with identity verified and no policy in force</w:t>
+      </w:r>
+      <w:r>
+        <w:br/>
+      </w:r>
+      <w:r>
+        <w:t xml:space="preserve">  When I erase without a reason, or type a different plate</w:t>
+      </w:r>
+      <w:r>
+        <w:br/>
+      </w:r>
+      <w:r>
+        <w:t xml:space="preserve">  Then the erasure is refused and nothing changes</w:t>
+      </w:r>
+      <w:r>
+        <w:br/>
+      </w:r>
+      <w:r>
+        <w:t xml:space="preserve">  When I give a reason and type the plate</w:t>
+      </w:r>
+      <w:r>
+        <w:br/>
+      </w:r>
+      <w:r>
+        <w:t xml:space="preserve">  Then the customer's personal data is anonymised and the request is "Completed" with the outcome "Erased"</w:t>
+      </w:r>
+      <w:r>
+        <w:br/>
+      </w:r>
+      <w:r>
+        <w:t xml:space="preserve">  And no request for that customer shows a name any more</w:t>
+      </w:r>
+      <w:r>
+        <w:br/>
+      </w:r>
+      <w:r>
+        <w:br/>
+      </w:r>
+      <w:r>
+        <w:t xml:space="preserve">Scenario: The customer's own download is recorded</w:t>
+      </w:r>
+      <w:r>
+        <w:br/>
+      </w:r>
+      <w:r>
+        <w:t xml:space="preserve">  Given a customer downloads their data in the app</w:t>
+      </w:r>
+      <w:r>
+        <w:br/>
+      </w:r>
+      <w:r>
+        <w:t xml:space="preserve">  Then the register shows a completed access request on channel "App", logged by the customer</w:t>
+      </w:r>
+      <w:r>
+        <w:br/>
+      </w:r>
+      <w:r>
+        <w:br/>
+      </w:r>
+      <w:r>
+        <w:t xml:space="preserve">Scenario: Only compliance handles data requests</w:t>
+      </w:r>
+      <w:r>
+        <w:br/>
+      </w:r>
+      <w:r>
+        <w:t xml:space="preserve">  Given I am signed in with a role other than compliance officer</w:t>
+      </w:r>
+      <w:r>
+        <w:br/>
+      </w:r>
+      <w:r>
+        <w:t xml:space="preserve">  When I open the data-request register</w:t>
+      </w:r>
+      <w:r>
+        <w:br/>
+      </w:r>
+      <w:r>
+        <w:t xml:space="preserve">  Then access is refused</w:t>
       </w:r>
     </w:p>
     <w:p>
@@ -15595,7 +16178,7 @@
           <w:spacing w:val="0"/>
         </w:rPr>
       </w:pPr>
-      <w:bookmarkStart w:id="88" w:name="_Toc300000084"/>
+      <w:bookmarkStart w:id="90" w:name="_Toc300000086"/>
       <w:r>
         <w:rPr>
           <w:rStyle w:val="BookTitle"/>
@@ -15606,17 +16189,17 @@
         </w:rPr>
         <w:t xml:space="preserve">EP-13 Rule governance</w:t>
       </w:r>
-      <w:bookmarkEnd w:id="88"/>
+      <w:bookmarkEnd w:id="90"/>
     </w:p>
     <w:p>
       <w:pPr>
         <w:pStyle w:val="Heading2"/>
       </w:pPr>
-      <w:bookmarkStart w:id="89" w:name="_Toc300000085"/>
+      <w:bookmarkStart w:id="91" w:name="_Toc300000087"/>
       <w:r>
         <w:t xml:space="preserve">US-063 Change scoring without a release</w:t>
       </w:r>
-      <w:bookmarkEnd w:id="89"/>
+      <w:bookmarkEnd w:id="91"/>
     </w:p>
     <w:p>
       <w:pPr>
@@ -15671,11 +16254,11 @@
       <w:pPr>
         <w:pStyle w:val="Heading2"/>
       </w:pPr>
-      <w:bookmarkStart w:id="90" w:name="_Toc300000086"/>
+      <w:bookmarkStart w:id="92" w:name="_Toc300000088"/>
       <w:r>
         <w:t xml:space="preserve">US-064 Simulate before I submit</w:t>
       </w:r>
-      <w:bookmarkEnd w:id="90"/>
+      <w:bookmarkEnd w:id="92"/>
     </w:p>
     <w:p>
       <w:pPr>
@@ -15709,11 +16292,11 @@
       <w:pPr>
         <w:pStyle w:val="Heading2"/>
       </w:pPr>
-      <w:bookmarkStart w:id="91" w:name="_Toc300000087"/>
+      <w:bookmarkStart w:id="93" w:name="_Toc300000089"/>
       <w:r>
         <w:t xml:space="preserve">US-065 Four-eyes approval</w:t>
       </w:r>
-      <w:bookmarkEnd w:id="91"/>
+      <w:bookmarkEnd w:id="93"/>
     </w:p>
     <w:p>
       <w:pPr>
@@ -15780,11 +16363,11 @@
       <w:pPr>
         <w:pStyle w:val="Heading2"/>
       </w:pPr>
-      <w:bookmarkStart w:id="92" w:name="_Toc300000088"/>
+      <w:bookmarkStart w:id="94" w:name="_Toc300000090"/>
       <w:r>
         <w:t xml:space="preserve">US-066 Roll back quickly</w:t>
       </w:r>
-      <w:bookmarkEnd w:id="92"/>
+      <w:bookmarkEnd w:id="94"/>
     </w:p>
     <w:p>
       <w:pPr>
@@ -15824,11 +16407,11 @@
       <w:pPr>
         <w:pStyle w:val="Heading2"/>
       </w:pPr>
-      <w:bookmarkStart w:id="93" w:name="_Toc300000089"/>
+      <w:bookmarkStart w:id="95" w:name="_Toc300000091"/>
       <w:r>
         <w:t xml:space="preserve">US-067 Apply the copy guard to content changes</w:t>
       </w:r>
-      <w:bookmarkEnd w:id="93"/>
+      <w:bookmarkEnd w:id="95"/>
     </w:p>
     <w:p>
       <w:pPr>
@@ -15862,11 +16445,11 @@
       <w:pPr>
         <w:pStyle w:val="Heading2"/>
       </w:pPr>
-      <w:bookmarkStart w:id="94" w:name="_Toc300000090"/>
+      <w:bookmarkStart w:id="96" w:name="_Toc300000092"/>
       <w:r>
         <w:t xml:space="preserve">US-068 Keep commission within the law</w:t>
       </w:r>
-      <w:bookmarkEnd w:id="94"/>
+      <w:bookmarkEnd w:id="96"/>
     </w:p>
     <w:p>
       <w:pPr>
@@ -15917,7 +16500,7 @@
           <w:spacing w:val="0"/>
         </w:rPr>
       </w:pPr>
-      <w:bookmarkStart w:id="95" w:name="_Toc300000091"/>
+      <w:bookmarkStart w:id="97" w:name="_Toc300000093"/>
       <w:r>
         <w:rPr>
           <w:rStyle w:val="BookTitle"/>
@@ -15928,17 +16511,17 @@
         </w:rPr>
         <w:t xml:space="preserve">EP-14 Identity, access and audit</w:t>
       </w:r>
-      <w:bookmarkEnd w:id="95"/>
+      <w:bookmarkEnd w:id="97"/>
     </w:p>
     <w:p>
       <w:pPr>
         <w:pStyle w:val="Heading2"/>
       </w:pPr>
-      <w:bookmarkStart w:id="96" w:name="_Toc300000092"/>
+      <w:bookmarkStart w:id="98" w:name="_Toc300000094"/>
       <w:r>
         <w:t xml:space="preserve">US-069 Strong sign-in for privileged roles</w:t>
       </w:r>
-      <w:bookmarkEnd w:id="96"/>
+      <w:bookmarkEnd w:id="98"/>
     </w:p>
     <w:p>
       <w:pPr>
@@ -16017,11 +16600,11 @@
       <w:pPr>
         <w:pStyle w:val="Heading2"/>
       </w:pPr>
-      <w:bookmarkStart w:id="97" w:name="_Toc300000093"/>
+      <w:bookmarkStart w:id="99" w:name="_Toc300000095"/>
       <w:r>
         <w:t xml:space="preserve">US-070 Lock out password guessing</w:t>
       </w:r>
-      <w:bookmarkEnd w:id="97"/>
+      <w:bookmarkEnd w:id="99"/>
     </w:p>
     <w:p>
       <w:pPr>
@@ -16067,11 +16650,11 @@
       <w:pPr>
         <w:pStyle w:val="Heading2"/>
       </w:pPr>
-      <w:bookmarkStart w:id="98" w:name="_Toc300000094"/>
+      <w:bookmarkStart w:id="100" w:name="_Toc300000096"/>
       <w:r>
         <w:t xml:space="preserve">US-071 Manage users with separation of duties</w:t>
       </w:r>
-      <w:bookmarkEnd w:id="98"/>
+      <w:bookmarkEnd w:id="100"/>
     </w:p>
     <w:p>
       <w:pPr>
@@ -16159,11 +16742,11 @@
       <w:pPr>
         <w:pStyle w:val="Heading2"/>
       </w:pPr>
-      <w:bookmarkStart w:id="99" w:name="_Toc300000095"/>
+      <w:bookmarkStart w:id="101" w:name="_Toc300000097"/>
       <w:r>
         <w:t xml:space="preserve">US-072 Prove the audit trail is intact</w:t>
       </w:r>
-      <w:bookmarkEnd w:id="99"/>
+      <w:bookmarkEnd w:id="101"/>
     </w:p>
     <w:p>
       <w:pPr>
@@ -16235,7 +16818,7 @@
           <w:spacing w:val="0"/>
         </w:rPr>
       </w:pPr>
-      <w:bookmarkStart w:id="100" w:name="_Toc300000096"/>
+      <w:bookmarkStart w:id="102" w:name="_Toc300000098"/>
       <w:r>
         <w:rPr>
           <w:rStyle w:val="BookTitle"/>
@@ -16246,17 +16829,17 @@
         </w:rPr>
         <w:t xml:space="preserve">EP-15 Operations, insights and usability</w:t>
       </w:r>
-      <w:bookmarkEnd w:id="100"/>
+      <w:bookmarkEnd w:id="102"/>
     </w:p>
     <w:p>
       <w:pPr>
         <w:pStyle w:val="Heading2"/>
       </w:pPr>
-      <w:bookmarkStart w:id="101" w:name="_Toc300000097"/>
+      <w:bookmarkStart w:id="103" w:name="_Toc300000099"/>
       <w:r>
         <w:t xml:space="preserve">US-073 See growth and economics at a glance</w:t>
       </w:r>
-      <w:bookmarkEnd w:id="101"/>
+      <w:bookmarkEnd w:id="103"/>
     </w:p>
     <w:p>
       <w:pPr>
@@ -16296,11 +16879,11 @@
       <w:pPr>
         <w:pStyle w:val="Heading2"/>
       </w:pPr>
-      <w:bookmarkStart w:id="102" w:name="_Toc300000098"/>
+      <w:bookmarkStart w:id="104" w:name="_Toc300000100"/>
       <w:r>
         <w:t xml:space="preserve">US-074 Keep integrations healthy</w:t>
       </w:r>
-      <w:bookmarkEnd w:id="102"/>
+      <w:bookmarkEnd w:id="104"/>
     </w:p>
     <w:p>
       <w:pPr>
@@ -16355,11 +16938,11 @@
       <w:pPr>
         <w:pStyle w:val="Heading2"/>
       </w:pPr>
-      <w:bookmarkStart w:id="103" w:name="_Toc300000099"/>
+      <w:bookmarkStart w:id="105" w:name="_Toc300000101"/>
       <w:r>
         <w:t xml:space="preserve">US-075 Apply data retention</w:t>
       </w:r>
-      <w:bookmarkEnd w:id="103"/>
+      <w:bookmarkEnd w:id="105"/>
     </w:p>
     <w:p>
       <w:pPr>
@@ -16399,11 +16982,11 @@
       <w:pPr>
         <w:pStyle w:val="Heading2"/>
       </w:pPr>
-      <w:bookmarkStart w:id="104" w:name="_Toc300000100"/>
+      <w:bookmarkStart w:id="106" w:name="_Toc300000102"/>
       <w:r>
         <w:t xml:space="preserve">US-076 Work in my language</w:t>
       </w:r>
-      <w:bookmarkEnd w:id="104"/>
+      <w:bookmarkEnd w:id="106"/>
     </w:p>
     <w:p>
       <w:pPr>
@@ -16443,11 +17026,11 @@
       <w:pPr>
         <w:pStyle w:val="Heading2"/>
       </w:pPr>
-      <w:bookmarkStart w:id="105" w:name="_Toc300000101"/>
+      <w:bookmarkStart w:id="107" w:name="_Toc300000103"/>
       <w:r>
         <w:t xml:space="preserve">US-077 Verify a certificate at the roadside</w:t>
       </w:r>
-      <w:bookmarkEnd w:id="105"/>
+      <w:bookmarkEnd w:id="107"/>
     </w:p>
     <w:p>
       <w:pPr>
@@ -16505,7 +17088,7 @@
           <w:spacing w:val="0"/>
         </w:rPr>
       </w:pPr>
-      <w:bookmarkStart w:id="106" w:name="_Toc300000102"/>
+      <w:bookmarkStart w:id="108" w:name="_Toc300000104"/>
       <w:r>
         <w:rPr>
           <w:rStyle w:val="BookTitle"/>
@@ -16516,7 +17099,7 @@
         </w:rPr>
         <w:t xml:space="preserve">Requirements Sign-Off</w:t>
       </w:r>
-      <w:bookmarkEnd w:id="106"/>
+      <w:bookmarkEnd w:id="108"/>
     </w:p>
     <w:tbl>
       <w:tblPr>
